--- a/seminar-papers/עבודה מסכמת - קריאה וכתיבה אקדמית ב - ליני.docx
+++ b/seminar-papers/עבודה מסכמת - קריאה וכתיבה אקדמית ב - ליני.docx
@@ -259,8 +259,27 @@
           <w:szCs w:val="24"/>
           <w:rtl/>
         </w:rPr>
-        <w:t xml:space="preserve">(Engel, 2016) - ספר אקדמי. אותר במנוע החיפוש Google Scholar באמצעות מילות החיפוש והאופרטורים: litigation AND avoidance AND "why we don't sue".</w:t>
-      </w:r>
+        <w:t xml:space="preserve">(Engel, 2016) - ספר אקדמי. אותר במנוע החיפוש Google Scholar באמצעות מילות החיפוש והאופרטורים: litigation AND avoidance AND "why we don't sue". קישור לספר:</w:t>
+      </w:r>
+    </w:p>
+    <w:p>
+      <w:pPr>
+        <w:bidi w:val="false"/>
+        <w:spacing w:after="120" w:line="360" w:lineRule="auto"/>
+        <w:ind w:left="709"/>
+        <w:jc w:val="left"/>
+      </w:pPr>
+      <w:hyperlink w:history="1" r:id="rIdzo2qoxel7ucyr5zovwtem">
+        <w:r>
+          <w:rPr>
+            <w:rStyle w:val="Hyperlink"/>
+            <w:rFonts w:ascii="Times New Roman" w:cs="Times New Roman" w:eastAsia="Times New Roman" w:hAnsi="Times New Roman"/>
+            <w:sz w:val="22"/>
+            <w:szCs w:val="22"/>
+          </w:rPr>
+          <w:t xml:space="preserve">https://press.uchicago.edu/ucp/books/book/chicago/M/bo21571969.html</w:t>
+        </w:r>
+      </w:hyperlink>
     </w:p>
     <w:p>
       <w:pPr>
@@ -277,8 +296,27 @@
           <w:szCs w:val="24"/>
           <w:rtl/>
         </w:rPr>
-        <w:t xml:space="preserve">(Robson &amp; Schulz, 2016) - ספר אקדמי ערוך. אותר בקטלוג הספרייה ובמאגר Bloomsbury Collections באמצעות מילות החיפוש: "law and justice" AND television AND representation.</w:t>
-      </w:r>
+        <w:t xml:space="preserve">(Robson &amp; Schulz, 2016) - ספר אקדמי ערוך. אותר בקטלוג הספרייה ובמאגר Bloomsbury Collections באמצעות מילות החיפוש: "law and justice" AND television AND representation. קישור לספר:</w:t>
+      </w:r>
+    </w:p>
+    <w:p>
+      <w:pPr>
+        <w:bidi w:val="false"/>
+        <w:spacing w:after="120" w:line="360" w:lineRule="auto"/>
+        <w:ind w:left="709"/>
+        <w:jc w:val="left"/>
+      </w:pPr>
+      <w:hyperlink w:history="1" r:id="rIdmykjl44p_ncsplzytd6xw">
+        <w:r>
+          <w:rPr>
+            <w:rStyle w:val="Hyperlink"/>
+            <w:rFonts w:ascii="Times New Roman" w:cs="Times New Roman" w:eastAsia="Times New Roman" w:hAnsi="Times New Roman"/>
+            <w:sz w:val="22"/>
+            <w:szCs w:val="22"/>
+          </w:rPr>
+          <w:t xml:space="preserve">https://www.bloomsburyprofessional.com/uk/a-transnational-study-of-law-and-justice-on-tv-9781509905683/</w:t>
+        </w:r>
+      </w:hyperlink>
     </w:p>
     <w:p>
       <w:pPr>
@@ -295,8 +333,27 @@
           <w:szCs w:val="24"/>
           <w:rtl/>
         </w:rPr>
-        <w:t xml:space="preserve">(Susskind, 2019) - ספר אקדמי. אותר במאגר Oxford Academic באמצעות מילות החיפוש: "online courts" AND "access to justice".</w:t>
-      </w:r>
+        <w:t xml:space="preserve">(נדיב, 2022) - מאמר אקדמי מכתב עת. אותר במדור כתבי העת של המאגר המשפטי נבו, בכתב העת "משפט ועסקים", באמצעות מילות החיפוש: עומס שיפוטי AND בתי המשפט. קישור למאמר:</w:t>
+      </w:r>
+    </w:p>
+    <w:p>
+      <w:pPr>
+        <w:bidi w:val="false"/>
+        <w:spacing w:after="120" w:line="360" w:lineRule="auto"/>
+        <w:ind w:left="709"/>
+        <w:jc w:val="left"/>
+      </w:pPr>
+      <w:hyperlink w:history="1" r:id="rIdltffa5yyhxi98842rngps">
+        <w:r>
+          <w:rPr>
+            <w:rStyle w:val="Hyperlink"/>
+            <w:rFonts w:ascii="Times New Roman" w:cs="Times New Roman" w:eastAsia="Times New Roman" w:hAnsi="Times New Roman"/>
+            <w:sz w:val="22"/>
+            <w:szCs w:val="22"/>
+          </w:rPr>
+          <w:t xml:space="preserve">https://runilawreview.org/2022/04/27/vol27-nadiv/</w:t>
+        </w:r>
+      </w:hyperlink>
     </w:p>
     <w:p>
       <w:pPr>
@@ -332,7 +389,7 @@
           <w:szCs w:val="24"/>
           <w:rtl/>
         </w:rPr>
-        <w:t xml:space="preserve">ראש פרק זה עוסק במימד הזמן של ההליך המשפטי ובפער שבין ייצוגו התרבותי לבין התמשכותו בפועל. התרבות הפופולרית מרגילה את צרכניה למשפט שנפתח ונסגר במהירות, ואילו ההליך הממשי נמדד בחודשים ובשנים. הטענה המרכזית של הפרק היא שהפער הזה אינו עניין אסתטי בלבד, אלא פער המעצב ציפיות, החלטות ויחסי כוח בין בעלי הדין. מי שלמד מהמסך שצדק מגיע מהר, חווה את ההמתנה הממשית כהפרה של ההבטחה המשפטית. הפרק נשען על שלושה מקורות מהעשור האחרון: מחקר על הימנעות מתביעות, מחקר השוואתי על ייצוג המשפט בטלוויזיה, וספרות על רפורמת בתי המשפט המקוונים. שילובם יאפשר לבחון את הזמן המשפטי כזירה שבה נפגשים תרבות, מוסדות וכוח.</w:t>
+        <w:t xml:space="preserve">ראש פרק זה עוסק במימד הזמן של ההליך המשפטי ובפער שבין ייצוגו התרבותי לבין התמשכותו בפועל. התרבות הפופולרית מרגילה את צרכניה למשפט שנפתח ונסגר במהירות, ואילו ההליך הממשי נמדד בחודשים ובשנים. ההמתנה הזאת אינה שוות ערך עבור שני הצדדים: יש מי שיכול להרשות לעצמו לחכות, ויש מי שכל חודש נוסף שוחק אותו. הטענה המרכזית של הפרק היא שהפער בין הזמן התרבותי לזמן המוסדי אינו עניין אסתטי, אלא פער המעצב ציפיות, החלטות ויחסי כוח בין בעלי הדין. מי שלמד מהמסך שצדק מגיע מהר חווה את ההמתנה הממשית כהפרה של ההבטחה המשפטית. הפרק נשען על שלושה מקורות מן העשור האחרון: מחקר על ההימנעות מתביעות, קובץ השוואתי על ייצוג המשפט בטלוויזיה, ומחקר אמפירי ישראלי על העומס השיפוטי. שילובם יאפשר לבחון את הזמן המשפטי כזירה שנפגשים בה תרבות, מוסדות וכוח.</w:t>
       </w:r>
     </w:p>
     <w:p>
@@ -350,7 +407,7 @@
           <w:szCs w:val="24"/>
           <w:rtl/>
         </w:rPr>
-        <w:t xml:space="preserve">אנגל (Engel, 2016) שואל שאלה הפוכה מזו הרווחת בשיח הציבורי: לא מדוע אנשים תובעים יותר מדי, אלא מדוע רובם אינם תובעים כלל. ממצאיו מראים שרוב הנפגעים, גם מפגיעות ממשיות, אינם מגישים תביעה לעולם. בין הגורמים לכך הוא מונה את עלויות ההליך, את משכו הצפוי ואת מחירו הרגשי והחברתי של עימות מתמשך. דימוי "החברה המתדיינת" מתגלה אצלו כמיתוס תרבותי, שהמרחק בינו לבין ההתנהגות בפועל עצום. מנקודת מבטו של פרק זה, הממצא המרכזי הוא שהזמן הצפוי של ההליך פועל כגורם מרתיע עוד לפני שההליך התחיל. ההמתנה, במילים אחרות, אינה רק חוויה של מי שתבע, אלא מחסום עבור מי ששוקל לתבוע.</w:t>
+        <w:t xml:space="preserve">אנגל (Engel, 2016) שואל שאלה הפוכה מזו הרווחת בשיח הציבורי: לא מדוע אנשים תובעים יותר מדי, אלא מדוע רובם אינם תובעים כלל. ממצאיו מראים שרוב הנפגעים, גם מפגיעות ממשיות בגוף ובכיס, אינם מגישים תביעה לעולם. בין הגורמים לכך הוא מונה את עלויות ההליך, את משכו הצפוי ואת מחירו הרגשי והחברתי של עימות מתמשך. דימוי "החברה המתדיינת", המוכר מהתקשורת ומהתרבות הפופולרית, מתגלה אצלו כמיתוס שהמרחק בינו לבין ההתנהגות בפועל עצום. המיתוס אף פועל בכיוון ההפוך: הוא גורם לנפגעים להתבייש ברעיון התביעה, כדי שלא להיתפס כטרדנים. מנקודת מבטו של פרק זה, הממצא המרכזי הוא שהזמן הצפוי של ההליך מרתיע עוד לפני שההליך התחיל. ההמתנה, במילים אחרות, אינה רק חוויה של מי שתבע, אלא מחסום עבור מי ששוקל לתבוע.</w:t>
       </w:r>
     </w:p>
     <w:p>
@@ -368,7 +425,7 @@
           <w:szCs w:val="24"/>
           <w:rtl/>
         </w:rPr>
-        <w:t xml:space="preserve">שני המקורות הנוספים ממקמים את ממצאיו של אנגל בין שני קטבים, הייצוג התרבותי והמענה המוסדי. רובסון ושולץ (Robson &amp; Schulz, 2016) בוחנים בקובץ השוואתי את ייצוג המשפט בסדרות טלוויזיה במדינות שונות, ומראים שהז'אנר נשען כמעט בכל מקום על דחיסת זמן קיצונית ועל הכרעה מהירה. סאסקינד (Susskind, 2019), לעומתם, יוצא מן ההודאה שבתי המשפט הממשיים איטיים ויקרים מכדי לשרת את רוב האזרחים, ומציע להעביר חלקים שלמים מן ההליך לסביבה מקוונת. קריאה משולבת של השניים חושפת סימטריה מעניינת: הבדיון פותר את בעיית הזמן על ידי העלמתה, והרפורמה מבקשת לפתור אותה על ידי עיצוב מחדש של המוסד. שניהם יוצאים, למעשה, מאותה הנחה שלפיה ההמתנה הממושכת אינה נסבלת. אלא שבזמן שהטלוויזיה מוכרת לצופה עולם שבו הבעיה כבר נפתרה, הספרות המוסדית מזכירה שבעולם הממשי היא רחוקה מפתרון. הפער בין שני העולמות הוא בדיוק המרחב שבו חי בעל הדין הממתין.</w:t>
+        <w:t xml:space="preserve">שני המקורות הנוספים ממקמים את ממצאיו של אנגל בין שני קטבים, הייצוג התרבותי והמציאות המוסדית. רובסון ושולץ (Robson &amp; Schulz, 2016) בוחנים בקובץ השוואתי את ייצוג המשפט בסדרות טלוויזיה במדינות שונות, ומראים שהז'אנר נשען כמעט בכל מקום על דחיסת זמן קיצונית ועל הכרעה מהירה ומספקת. הצופה, בכל שפה שבה יצפה, מפנים לוח זמנים בדיוני שבו עשיית צדק היא עניין של פרק אחד. נדיב (2022) מציגה את הצד השני של המטבע במחקר אמפירי על בתי המשפט בישראל, שבו העומס השיפוטי מתואר כבעיה מבנית המאריכה הליכים, וההתמקצעות השיפוטית נבחנת ככלי אפשרי לקיצורם. מהשוואת המקורות עולה סימטריה מעניינת: הבדיון פותר את בעיית הזמן על ידי העלמתה, והמחקר המוסדי מחפש דרכים לפתור אותה בעולם הממשי. שניהם יוצאים מאותה הנחה שלפיה התמשכות ההליכים אינה גזירת גורל אלא תוצר של מבנה. אלא שבזמן שהטלוויזיה מוכרת לצופה עולם שבו הבעיה כבר נפתרה, נתוני העומס מזכירים שבעולם הממשי היא רחוקה מפתרון, והפער בין העולמות הוא המרחב שבו חי בעל הדין הממתין.</w:t>
       </w:r>
     </w:p>
     <w:p>
@@ -386,7 +443,7 @@
           <w:szCs w:val="24"/>
           <w:rtl/>
         </w:rPr>
-        <w:t xml:space="preserve">השורה התחתונה של ראש הפרק היא שהזמן המשפטי מחלק כוח: הוא מרתיע תובעים פוטנציאליים, שוחק את מי שבכל זאת תבע, ומשרת את הצד שיכול להמתין. התרבות הפופולרית, המציגה צדק מיידי, מסתירה את המנגנון הזה מעיני צרכניה. כך נוצר פער שיטתי בין הציפייה שההליך מייצר לבין החוויה שהוא מספק. ראש פרק זה חותם את סקירת הספרות, ולכן הוא מוביל ישירות אל שאלת המחקר של העבודה: כיצד משתקף הפער בין הבניית "עשיית הצדק" בתרבות הפופולרית לבין מציאות הגבייה ויחסי הכוח בתביעות עבודה? הכלים שנפרשו בשלושת ראשי הפרקים יאפשרו לענות עליה באמצעות ניתוח מקרה הבוחן האישי.</w:t>
+        <w:t xml:space="preserve">השורה התחתונה של ראש הפרק היא שהזמן המשפטי מחלק כוח: הוא מרתיע תובעים פוטנציאליים, שוחק את מי שבכל זאת תבע, ומשרת את הצד שיכול להמתין. התרבות הפופולרית, המציגה צדק מיידי, מסתירה את המנגנון הזה מעיני צרכניה. המחקר המוסדי, מנגד, מלמד שההתמשכות ניתנת למדידה ולשינוי, ולכן גם לאחריות. כך נוצר פער שיטתי בין הציפייה שההליך מייצר לבין החוויה שהוא מספק, פער שהמתדיין חווה לבדו. ראש פרק זה חותם את סקירת הספרות, ולכן הוא מוביל ישירות אל שאלת המחקר של העבודה: כיצד משתקף הפער בין הבניית "עשיית הצדק" בתרבות הפופולרית לבין מציאות הגבייה ויחסי הכוח בתביעות עבודה? הכלים שנפרשו בשלושת ראשי הפרקים יאפשרו לענות עליה באמצעות ניתוח מקרה הבוחן האישי.</w:t>
       </w:r>
     </w:p>
     <w:p>
@@ -408,6 +465,67 @@
         </w:rPr>
         <w:t xml:space="preserve">רשימת מקורות</w:t>
       </w:r>
+    </w:p>
+    <w:p>
+      <w:pPr>
+        <w:bidi/>
+        <w:spacing w:after="180" w:line="360" w:lineRule="auto"/>
+        <w:ind w:left="709" w:hanging="709"/>
+        <w:jc w:val="start"/>
+      </w:pPr>
+      <w:r>
+        <w:rPr>
+          <w:rFonts w:ascii="Times New Roman" w:cs="David" w:eastAsia="David" w:hAnsi="Times New Roman"/>
+          <w:b w:val="false"/>
+          <w:i w:val="false"/>
+          <w:sz w:val="24"/>
+          <w:szCs w:val="24"/>
+          <w:rtl/>
+        </w:rPr>
+        <w:t xml:space="preserve">נדיב, נ' (2022). האם התמקצעות שיפוטית חשובה? התמקצעות ועומס בבתי המשפט המחוזיים. </w:t>
+      </w:r>
+      <w:r>
+        <w:rPr>
+          <w:rFonts w:ascii="Times New Roman" w:cs="David" w:eastAsia="David" w:hAnsi="Times New Roman"/>
+          <w:b w:val="false"/>
+          <w:i/>
+          <w:iCs/>
+          <w:sz w:val="24"/>
+          <w:szCs w:val="24"/>
+          <w:rtl/>
+        </w:rPr>
+        <w:t xml:space="preserve">משפט ועסקים, כז</w:t>
+      </w:r>
+      <w:r>
+        <w:rPr>
+          <w:rFonts w:ascii="Times New Roman" w:cs="David" w:eastAsia="David" w:hAnsi="Times New Roman"/>
+          <w:b w:val="false"/>
+          <w:i w:val="false"/>
+          <w:sz w:val="24"/>
+          <w:szCs w:val="24"/>
+          <w:rtl/>
+        </w:rPr>
+        <w:t xml:space="preserve">, 87. זמין במאגר המשפטי נבו.</w:t>
+      </w:r>
+    </w:p>
+    <w:p>
+      <w:pPr>
+        <w:bidi w:val="false"/>
+        <w:spacing w:after="180" w:line="360" w:lineRule="auto"/>
+        <w:ind w:left="709"/>
+        <w:jc w:val="left"/>
+      </w:pPr>
+      <w:hyperlink w:history="1" r:id="rIds1nwbvyy1uw9emxji-kye">
+        <w:r>
+          <w:rPr>
+            <w:rStyle w:val="Hyperlink"/>
+            <w:rFonts w:ascii="Times New Roman" w:cs="Times New Roman" w:eastAsia="Times New Roman" w:hAnsi="Times New Roman"/>
+            <w:sz w:val="22"/>
+            <w:szCs w:val="22"/>
+          </w:rPr>
+          <w:t xml:space="preserve">https://runilawreview.org/2022/04/27/vol27-nadiv/</w:t>
+        </w:r>
+      </w:hyperlink>
     </w:p>
     <w:p>
       <w:pPr>
@@ -455,43 +573,20 @@
       <w:pPr>
         <w:bidi w:val="false"/>
         <w:spacing w:after="180" w:line="360" w:lineRule="auto"/>
-        <w:ind w:left="709" w:hanging="709"/>
+        <w:ind w:left="709"/>
         <w:jc w:val="left"/>
       </w:pPr>
-      <w:r>
-        <w:rPr>
-          <w:rFonts w:ascii="Times New Roman" w:cs="Times New Roman" w:eastAsia="Times New Roman" w:hAnsi="Times New Roman"/>
-          <w:b w:val="false"/>
-          <w:i w:val="false"/>
-          <w:sz w:val="24"/>
-          <w:szCs w:val="24"/>
-          <w:rtl w:val="false"/>
-        </w:rPr>
-        <w:t xml:space="preserve">Robson, P., &amp; Schulz, J. L. (Eds.). (2016). </w:t>
-      </w:r>
-      <w:r>
-        <w:rPr>
-          <w:rFonts w:ascii="Times New Roman" w:cs="Times New Roman" w:eastAsia="Times New Roman" w:hAnsi="Times New Roman"/>
-          <w:b w:val="false"/>
-          <w:i/>
-          <w:iCs/>
-          <w:sz w:val="24"/>
-          <w:szCs w:val="24"/>
-          <w:rtl w:val="false"/>
-        </w:rPr>
-        <w:t xml:space="preserve">A transnational study of law and justice on TV</w:t>
-      </w:r>
-      <w:r>
-        <w:rPr>
-          <w:rFonts w:ascii="Times New Roman" w:cs="Times New Roman" w:eastAsia="Times New Roman" w:hAnsi="Times New Roman"/>
-          <w:b w:val="false"/>
-          <w:i w:val="false"/>
-          <w:sz w:val="24"/>
-          <w:szCs w:val="24"/>
-          <w:rtl w:val="false"/>
-        </w:rPr>
-        <w:t xml:space="preserve">. Hart Publishing.</w:t>
-      </w:r>
+      <w:hyperlink w:history="1" r:id="rIdo25svwxesll0uir8mn8a7">
+        <w:r>
+          <w:rPr>
+            <w:rStyle w:val="Hyperlink"/>
+            <w:rFonts w:ascii="Times New Roman" w:cs="Times New Roman" w:eastAsia="Times New Roman" w:hAnsi="Times New Roman"/>
+            <w:sz w:val="22"/>
+            <w:szCs w:val="22"/>
+          </w:rPr>
+          <w:t xml:space="preserve">https://press.uchicago.edu/ucp/books/book/chicago/M/bo21571969.html</w:t>
+        </w:r>
+      </w:hyperlink>
     </w:p>
     <w:p>
       <w:pPr>
@@ -509,7 +604,7 @@
           <w:szCs w:val="24"/>
           <w:rtl w:val="false"/>
         </w:rPr>
-        <w:t xml:space="preserve">Susskind, R. (2019). </w:t>
+        <w:t xml:space="preserve">Robson, P., &amp; Schulz, J. L. (Eds.). (2016). </w:t>
       </w:r>
       <w:r>
         <w:rPr>
@@ -521,7 +616,7 @@
           <w:szCs w:val="24"/>
           <w:rtl w:val="false"/>
         </w:rPr>
-        <w:t xml:space="preserve">Online courts and the future of justice</w:t>
+        <w:t xml:space="preserve">A transnational study of law and justice on TV</w:t>
       </w:r>
       <w:r>
         <w:rPr>
@@ -532,8 +627,27 @@
           <w:szCs w:val="24"/>
           <w:rtl w:val="false"/>
         </w:rPr>
-        <w:t xml:space="preserve">. Oxford University Press.</w:t>
-      </w:r>
+        <w:t xml:space="preserve">. Hart Publishing.</w:t>
+      </w:r>
+    </w:p>
+    <w:p>
+      <w:pPr>
+        <w:bidi w:val="false"/>
+        <w:spacing w:after="180" w:line="360" w:lineRule="auto"/>
+        <w:ind w:left="709"/>
+        <w:jc w:val="left"/>
+      </w:pPr>
+      <w:hyperlink w:history="1" r:id="rIdhffrbpv9ps-hogrixfbwu">
+        <w:r>
+          <w:rPr>
+            <w:rStyle w:val="Hyperlink"/>
+            <w:rFonts w:ascii="Times New Roman" w:cs="Times New Roman" w:eastAsia="Times New Roman" w:hAnsi="Times New Roman"/>
+            <w:sz w:val="22"/>
+            <w:szCs w:val="22"/>
+          </w:rPr>
+          <w:t xml:space="preserve">https://www.bloomsburyprofessional.com/uk/a-transnational-study-of-law-and-justice-on-tv-9781509905683/</w:t>
+        </w:r>
+      </w:hyperlink>
     </w:p>
     <w:sectPr>
       <w:headerReference w:type="default" r:id="rId7"/>

--- a/seminar-papers/עבודה מסכמת - קריאה וכתיבה אקדמית ב - ליני.docx
+++ b/seminar-papers/עבודה מסכמת - קריאה וכתיבה אקדמית ב - ליני.docx
@@ -269,7 +269,7 @@
         <w:ind w:left="709"/>
         <w:jc w:val="left"/>
       </w:pPr>
-      <w:hyperlink w:history="1" r:id="rIdzo2qoxel7ucyr5zovwtem">
+      <w:hyperlink w:history="1" r:id="rIduhxqgxe38xmvpc-hemr44">
         <w:r>
           <w:rPr>
             <w:rStyle w:val="Hyperlink"/>
@@ -306,7 +306,7 @@
         <w:ind w:left="709"/>
         <w:jc w:val="left"/>
       </w:pPr>
-      <w:hyperlink w:history="1" r:id="rIdmykjl44p_ncsplzytd6xw">
+      <w:hyperlink w:history="1" r:id="rIdfn3qd8dbzbv6_qifimaym">
         <w:r>
           <w:rPr>
             <w:rStyle w:val="Hyperlink"/>
@@ -343,7 +343,7 @@
         <w:ind w:left="709"/>
         <w:jc w:val="left"/>
       </w:pPr>
-      <w:hyperlink w:history="1" r:id="rIdltffa5yyhxi98842rngps">
+      <w:hyperlink w:history="1" r:id="rIdenttek-varljgaudp1f-v">
         <w:r>
           <w:rPr>
             <w:rStyle w:val="Hyperlink"/>
@@ -389,7 +389,7 @@
           <w:szCs w:val="24"/>
           <w:rtl/>
         </w:rPr>
-        <w:t xml:space="preserve">ראש פרק זה עוסק במימד הזמן של ההליך המשפטי ובפער שבין ייצוגו התרבותי לבין התמשכותו בפועל. התרבות הפופולרית מרגילה את צרכניה למשפט שנפתח ונסגר במהירות, ואילו ההליך הממשי נמדד בחודשים ובשנים. ההמתנה הזאת אינה שוות ערך עבור שני הצדדים: יש מי שיכול להרשות לעצמו לחכות, ויש מי שכל חודש נוסף שוחק אותו. הטענה המרכזית של הפרק היא שהפער בין הזמן התרבותי לזמן המוסדי אינו עניין אסתטי, אלא פער המעצב ציפיות, החלטות ויחסי כוח בין בעלי הדין. מי שלמד מהמסך שצדק מגיע מהר חווה את ההמתנה הממשית כהפרה של ההבטחה המשפטית. הפרק נשען על שלושה מקורות מן העשור האחרון: מחקר על ההימנעות מתביעות, קובץ השוואתי על ייצוג המשפט בטלוויזיה, ומחקר אמפירי ישראלי על העומס השיפוטי. שילובם יאפשר לבחון את הזמן המשפטי כזירה שנפגשים בה תרבות, מוסדות וכוח.</w:t>
+        <w:t xml:space="preserve">ראש פרק זה, החותם את סקירת הספרות של עבודת הסמינריון, עוסק במימד הזמן של ההליך המשפטי ובפער שבין ייצוגו התרבותי לבין התמשכותו בפועל. התרבות הפופולרית מרגילה את צרכניה למשפט שנפתח ונסגר במהירות של פרק טלוויזיה, ואילו ההליך הממשי, ובוודאי בתביעות עבודה, נמדד בחודשים ארוכים ולעיתים בשנים. ההמתנה הזאת אינה שוות ערך עבור שני הצדדים: יש מי שיכול להרשות לעצמו לחכות בנוחות, ויש מי שכל חודש נוסף שוחק את כיסו, את ראיותיו ואת כוחותיו הנפשיים. הטענה המרכזית של ראש הפרק היא שהפער בין הזמן התרבותי לזמן המוסדי אינו עניין אסתטי בלבד, אלא פער רב השלכות המעצב ציפיות, החלטות ויחסי כוח בין בעלי הדין. מי שלמד מן המסך שצדק מגיע מהר, חווה את ההמתנה הממשית לא כמהלכו הרגיל של הליך תקין אלא כהפרה של ההבטחה המשפטית עצמה. לביסוס הטענה נשען הפרק על שלושה מקורות מן העשור האחרון: מחקר על ההימנעות מתביעות ועל שורשיה, קובץ השוואתי על ייצוג המשפט בטלוויזיה במדינות שונות, ומחקר אמפירי ישראלי על העומס השיפוטי ועל דרכי צמצומו. שילובם יאפשר לבחון את הזמן המשפטי כזירה שנפגשים בה תרבות, מוסדות וכוח, ולהכין את הקרקע למענה על שאלת המחקר.</w:t>
       </w:r>
     </w:p>
     <w:p>
@@ -443,7 +443,7 @@
           <w:szCs w:val="24"/>
           <w:rtl/>
         </w:rPr>
-        <w:t xml:space="preserve">השורה התחתונה של ראש הפרק היא שהזמן המשפטי מחלק כוח: הוא מרתיע תובעים פוטנציאליים, שוחק את מי שבכל זאת תבע, ומשרת את הצד שיכול להמתין. התרבות הפופולרית, המציגה צדק מיידי, מסתירה את המנגנון הזה מעיני צרכניה. המחקר המוסדי, מנגד, מלמד שההתמשכות ניתנת למדידה ולשינוי, ולכן גם לאחריות. כך נוצר פער שיטתי בין הציפייה שההליך מייצר לבין החוויה שהוא מספק, פער שהמתדיין חווה לבדו. ראש פרק זה חותם את סקירת הספרות, ולכן הוא מוביל ישירות אל שאלת המחקר של העבודה: כיצד משתקף הפער בין הבניית "עשיית הצדק" בתרבות הפופולרית לבין מציאות הגבייה ויחסי הכוח בתביעות עבודה? הכלים שנפרשו בשלושת ראשי הפרקים יאפשרו לענות עליה באמצעות ניתוח מקרה הבוחן האישי.</w:t>
+        <w:t xml:space="preserve">השורה התחתונה של ראש הפרק היא שהזמן המשפטי מחלק כוח: הוא מרתיע תובעים פוטנציאליים מראש, שוחק את מי שבכל זאת תבע, ומשרת בשיטתיות את הצד שיכול להמתין. התרבות הפופולרית, המציגה צדק מיידי ומספק, מסתירה את המנגנון הזה מעיני צרכניה ומשאירה אותם לא מוכנים למפגש עימו. המחקר המוסדי, מנגד, מלמד שההתמשכות ניתנת למדידה, להשוואה ולשינוי, ולכן היא עניין של מדיניות ולא גזירת גורל. כך נחשף פער שיטתי בין הציפייה שההליך מייצר לבין החוויה שהוא מספק, פער שכל מתדיין מגלה לבדו וברגע הפגיע ביותר. ראש פרק זה חותם את סקירת הספרות, ולכן הוא מוביל ישירות אל שאלת המחקר של העבודה: כיצד משתקף הפער בין הבניית "עשיית הצדק" בתרבות הפופולרית לבין מציאות הגבייה ויחסי הכוח בתביעות עבודה? הכלים שנפרשו בשלושת ראשי הפרקים ישמשו לענות עליה באמצעות ניתוח מקרה הבוחן האישי.</w:t>
       </w:r>
     </w:p>
     <w:p>
@@ -515,7 +515,7 @@
         <w:ind w:left="709"/>
         <w:jc w:val="left"/>
       </w:pPr>
-      <w:hyperlink w:history="1" r:id="rIds1nwbvyy1uw9emxji-kye">
+      <w:hyperlink w:history="1" r:id="rIdu0z4zfmjb4pdx9lwfxorx">
         <w:r>
           <w:rPr>
             <w:rStyle w:val="Hyperlink"/>
@@ -576,7 +576,7 @@
         <w:ind w:left="709"/>
         <w:jc w:val="left"/>
       </w:pPr>
-      <w:hyperlink w:history="1" r:id="rIdo25svwxesll0uir8mn8a7">
+      <w:hyperlink w:history="1" r:id="rIdkdgi8o36wf9x5ty1b2pvl">
         <w:r>
           <w:rPr>
             <w:rStyle w:val="Hyperlink"/>
@@ -637,7 +637,7 @@
         <w:ind w:left="709"/>
         <w:jc w:val="left"/>
       </w:pPr>
-      <w:hyperlink w:history="1" r:id="rIdhffrbpv9ps-hogrixfbwu">
+      <w:hyperlink w:history="1" r:id="rIdd6ploipxxrx6yy36m4ryh">
         <w:r>
           <w:rPr>
             <w:rStyle w:val="Hyperlink"/>

--- a/seminar-papers/עבודה מסכמת - קריאה וכתיבה אקדמית ב - ליני.docx
+++ b/seminar-papers/עבודה מסכמת - קריאה וכתיבה אקדמית ב - ליני.docx
@@ -259,7 +259,7 @@
           <w:szCs w:val="24"/>
           <w:rtl/>
         </w:rPr>
-        <w:t xml:space="preserve">(Engel, 2016) - ספר אקדמי. אותר במנוע החיפוש Google Scholar באמצעות מילות החיפוש והאופרטורים: litigation AND avoidance AND "why we don't sue". קישור לספר:</w:t>
+        <w:t xml:space="preserve">(Chua &amp; Engel, 2019) - מאמר אקדמי מכתב עת. אותר במנוע החיפוש Google Scholar באמצעות מילות החיפוש והאופרטורים: "legal consciousness" AND review AND mobilization. קישור לטקסט המלא:</w:t>
       </w:r>
     </w:p>
     <w:p>
@@ -269,7 +269,7 @@
         <w:ind w:left="709"/>
         <w:jc w:val="left"/>
       </w:pPr>
-      <w:hyperlink w:history="1" r:id="rIduhxqgxe38xmvpc-hemr44">
+      <w:hyperlink w:history="1" r:id="rIdiabe9xtsnhpgb43_mlbrf">
         <w:r>
           <w:rPr>
             <w:rStyle w:val="Hyperlink"/>
@@ -277,7 +277,7 @@
             <w:sz w:val="22"/>
             <w:szCs w:val="22"/>
           </w:rPr>
-          <w:t xml:space="preserve">https://press.uchicago.edu/ucp/books/book/chicago/M/bo21571969.html</w:t>
+          <w:t xml:space="preserve">https://digitalcommons.law.buffalo.edu/journal_articles/966/</w:t>
         </w:r>
       </w:hyperlink>
     </w:p>
@@ -296,7 +296,7 @@
           <w:szCs w:val="24"/>
           <w:rtl/>
         </w:rPr>
-        <w:t xml:space="preserve">(Robson &amp; Schulz, 2016) - ספר אקדמי ערוך. אותר בקטלוג הספרייה ובמאגר Bloomsbury Collections באמצעות מילות החיפוש: "law and justice" AND television AND representation. קישור לספר:</w:t>
+        <w:t xml:space="preserve">(פלג, 2022) - מאמר אקדמי מכתב עת. אותר בכתב העת הפתוח "מסגרות מדיה" באמצעות מילות החיפוש: עיתונאי המשפט AND בתי המשפט. קישור לטקסט המלא:</w:t>
       </w:r>
     </w:p>
     <w:p>
@@ -306,7 +306,7 @@
         <w:ind w:left="709"/>
         <w:jc w:val="left"/>
       </w:pPr>
-      <w:hyperlink w:history="1" r:id="rIdfn3qd8dbzbv6_qifimaym">
+      <w:hyperlink w:history="1" r:id="rIdoehi6wipxtmr6bks6ia10">
         <w:r>
           <w:rPr>
             <w:rStyle w:val="Hyperlink"/>
@@ -314,7 +314,7 @@
             <w:sz w:val="22"/>
             <w:szCs w:val="22"/>
           </w:rPr>
-          <w:t xml:space="preserve">https://www.bloomsburyprofessional.com/uk/a-transnational-study-of-law-and-justice-on-tv-9781509905683/</w:t>
+          <w:t xml:space="preserve">https://mediaframes.sapir.ac.il/wp-content/uploads/2022/02/Journalist.pdf</w:t>
         </w:r>
       </w:hyperlink>
     </w:p>
@@ -333,7 +333,7 @@
           <w:szCs w:val="24"/>
           <w:rtl/>
         </w:rPr>
-        <w:t xml:space="preserve">(נדיב, 2022) - מאמר אקדמי מכתב עת. אותר במדור כתבי העת של המאגר המשפטי נבו, בכתב העת "משפט ועסקים", באמצעות מילות החיפוש: עומס שיפוטי AND בתי המשפט. קישור למאמר:</w:t>
+        <w:t xml:space="preserve">(נדיב, 2022) - מאמר אקדמי מכתב עת. אותר במדור כתבי העת של המאגר המשפטי נבו, בכתב העת "משפט ועסקים", באמצעות מילות החיפוש: עומס שיפוטי AND בתי המשפט. קישור לטקסט המלא:</w:t>
       </w:r>
     </w:p>
     <w:p>
@@ -343,7 +343,7 @@
         <w:ind w:left="709"/>
         <w:jc w:val="left"/>
       </w:pPr>
-      <w:hyperlink w:history="1" r:id="rIdenttek-varljgaudp1f-v">
+      <w:hyperlink w:history="1" r:id="rIdenu12pimomdrjnp-tuszh">
         <w:r>
           <w:rPr>
             <w:rStyle w:val="Hyperlink"/>
@@ -351,7 +351,7 @@
             <w:sz w:val="22"/>
             <w:szCs w:val="22"/>
           </w:rPr>
-          <w:t xml:space="preserve">https://runilawreview.org/2022/04/27/vol27-nadiv/</w:t>
+          <w:t xml:space="preserve">https://www.runi.ac.il/media/jikgidv4/nadiv.pdf</w:t>
         </w:r>
       </w:hyperlink>
     </w:p>
@@ -389,7 +389,7 @@
           <w:szCs w:val="24"/>
           <w:rtl/>
         </w:rPr>
-        <w:t xml:space="preserve">ראש פרק זה, החותם את סקירת הספרות של עבודת הסמינריון, עוסק במימד הזמן של ההליך המשפטי ובפער שבין ייצוגו התרבותי לבין התמשכותו בפועל. התרבות הפופולרית מרגילה את צרכניה למשפט שנפתח ונסגר במהירות של פרק טלוויזיה, ואילו ההליך הממשי, ובוודאי בתביעות עבודה, נמדד בחודשים ארוכים ולעיתים בשנים. ההמתנה הזאת אינה שוות ערך עבור שני הצדדים: יש מי שיכול להרשות לעצמו לחכות בנוחות, ויש מי שכל חודש נוסף שוחק את כיסו, את ראיותיו ואת כוחותיו הנפשיים. הטענה המרכזית של ראש הפרק היא שהפער בין הזמן התרבותי לזמן המוסדי אינו עניין אסתטי בלבד, אלא פער רב השלכות המעצב ציפיות, החלטות ויחסי כוח בין בעלי הדין. מי שלמד מן המסך שצדק מגיע מהר, חווה את ההמתנה הממשית לא כמהלכו הרגיל של הליך תקין אלא כהפרה של ההבטחה המשפטית עצמה. לביסוס הטענה נשען הפרק על שלושה מקורות מן העשור האחרון: מחקר על ההימנעות מתביעות ועל שורשיה, קובץ השוואתי על ייצוג המשפט בטלוויזיה במדינות שונות, ומחקר אמפירי ישראלי על העומס השיפוטי ועל דרכי צמצומו. שילובם יאפשר לבחון את הזמן המשפטי כזירה שנפגשים בה תרבות, מוסדות וכוח, ולהכין את הקרקע למענה על שאלת המחקר.</w:t>
+        <w:t xml:space="preserve">ראש פרק זה, החותם את סקירת הספרות של עבודת הסמינריון, עוסק במימד הזמן של ההליך המשפטי ובפער שבין ייצוגו התרבותי לבין התמשכותו בפועל. התרבות הפופולרית מרגילה את צרכניה למשפט שנפתח ונסגר במהירות של פרק טלוויזיה, ואילו ההליך הממשי, ובוודאי בתביעות עבודה, נמדד בחודשים ארוכים ולעיתים בשנים. ההמתנה הזאת אינה שוות ערך עבור שני הצדדים: יש מי שיכול להרשות לעצמו לחכות בנוחות, ויש מי שכל חודש נוסף שוחק את כיסו, את ראיותיו ואת כוחותיו הנפשיים. הטענה המרכזית של ראש הפרק היא שהפער בין הזמן התרבותי לזמן המוסדי אינו עניין אסתטי בלבד, אלא פער רב השלכות המעצב ציפיות, החלטות ויחסי כוח בין בעלי הדין. מי שלמד מן המסך שצדק מגיע מהר, חווה את ההמתנה הממשית לא כמהלכו הרגיל של הליך תקין אלא כהפרה של ההבטחה המשפטית עצמה. לביסוס הטענה נשען הפרק על שלושה מקורות מן העשור האחרון: סקירה עדכנית של מחקר התודעה המשפטית, מחקר ישראלי על עיתונות המשפט בעידן המקוון, ומחקר אמפירי ישראלי על העומס השיפוטי ועל דרכי צמצומו. שילובם יאפשר לבחון את הזמן המשפטי כזירה שנפגשים בה תרבות, מוסדות וכוח, ולהכין את הקרקע למענה על שאלת המחקר.</w:t>
       </w:r>
     </w:p>
     <w:p>
@@ -407,7 +407,7 @@
           <w:szCs w:val="24"/>
           <w:rtl/>
         </w:rPr>
-        <w:t xml:space="preserve">אנגל (Engel, 2016) שואל שאלה הפוכה מזו הרווחת בשיח הציבורי: לא מדוע אנשים תובעים יותר מדי, אלא מדוע רובם אינם תובעים כלל. ממצאיו מראים שרוב הנפגעים, גם מפגיעות ממשיות בגוף ובכיס, אינם מגישים תביעה לעולם. בין הגורמים לכך הוא מונה את עלויות ההליך, את משכו הצפוי ואת מחירו הרגשי והחברתי של עימות מתמשך. דימוי "החברה המתדיינת", המוכר מהתקשורת ומהתרבות הפופולרית, מתגלה אצלו כמיתוס שהמרחק בינו לבין ההתנהגות בפועל עצום. המיתוס אף פועל בכיוון ההפוך: הוא גורם לנפגעים להתבייש ברעיון התביעה, כדי שלא להיתפס כטרדנים. מנקודת מבטו של פרק זה, הממצא המרכזי הוא שהזמן הצפוי של ההליך מרתיע עוד לפני שההליך התחיל. ההמתנה, במילים אחרות, אינה רק חוויה של מי שתבע, אלא מחסום עבור מי ששוקל לתבוע.</w:t>
+        <w:t xml:space="preserve">צ'ואה ואנגל (Chua &amp; Engel, 2019) סוקרים את מחקר התודעה המשפטית, התחום הבוחן כיצד אנשים רגילים תופסים את החוק וכיצד הם מחליטים אם לפנות אליו. הסקירה ממפה שלוש אסכולות מחקר, העוסקות בזהות, בהגמוניה ובגיוס המשפט, וכולן יוצאות מהנחה משותפת: היחס אל המשפט אינו נקבע רק על ידי תוכן הדין, אלא על ידי אמונות, רגשות וציפיות שנרכשים בחיי היומיום ובתרבות. ממצא מרכזי בספרות המסוקרת הוא שרוב הנפגעים כלל אינם מגייסים את המשפט, בין השאר משום שההליך נתפס כיקר, כמתיש וכארוך. הזמן הצפוי של ההליך פועל אפוא כמחסום עוד לפני שההליך התחיל, והחוויה בתוכו מעצבת מחדש את התודעה כלפי המערכת. חשובה לענייננו גם התובנה שהתודעה המשפטית אינה עמדה קבועה אלא תהליך, שמשתנה ככל שהאדם מתקדם בהליך ופוגש את פערי הזמן והכוח שבו. ההמתנה, במילים אחרות, אינה רק חוויה של מי שתבע, אלא שיקול מכריע עבור מי ששוקל לתבוע.</w:t>
       </w:r>
     </w:p>
     <w:p>
@@ -425,7 +425,7 @@
           <w:szCs w:val="24"/>
           <w:rtl/>
         </w:rPr>
-        <w:t xml:space="preserve">שני המקורות הנוספים ממקמים את ממצאיו של אנגל בין שני קטבים, הייצוג התרבותי והמציאות המוסדית. רובסון ושולץ (Robson &amp; Schulz, 2016) בוחנים בקובץ השוואתי את ייצוג המשפט בסדרות טלוויזיה במדינות שונות, ומראים שהז'אנר נשען כמעט בכל מקום על דחיסת זמן קיצונית ועל הכרעה מהירה ומספקת. הצופה, בכל שפה שבה יצפה, מפנים לוח זמנים בדיוני שבו עשיית צדק היא עניין של פרק אחד. נדיב (2022) מציגה את הצד השני של המטבע במחקר אמפירי על בתי המשפט בישראל, שבו העומס השיפוטי מתואר כבעיה מבנית המאריכה הליכים, וההתמקצעות השיפוטית נבחנת ככלי אפשרי לקיצורם. מהשוואת המקורות עולה סימטריה מעניינת: הבדיון פותר את בעיית הזמן על ידי העלמתה, והמחקר המוסדי מחפש דרכים לפתור אותה בעולם הממשי. שניהם יוצאים מאותה הנחה שלפיה התמשכות ההליכים אינה גזירת גורל אלא תוצר של מבנה. אלא שבזמן שהטלוויזיה מוכרת לצופה עולם שבו הבעיה כבר נפתרה, נתוני העומס מזכירים שבעולם הממשי היא רחוקה מפתרון, והפער בין העולמות הוא המרחב שבו חי בעל הדין הממתין.</w:t>
+        <w:t xml:space="preserve">שני המקורות הנוספים, שניהם מן ההקשר הישראלי, ממקמים את התודעה הזאת בין שני קטבים: התיווך התקשורתי והמציאות המוסדית. פלג (2022) ראיינה את עיתונאי המשפט המובילים בישראל ומצאה שבעידן המקוון נשחקות סמכותם ויכולתם לסקר את ההליך המשפטי לעומק, והסיקור נעשה מהיר, תחרותי ומרוכז ברגעי שיא. התוצאה היא שהציבור פוגש מערכת איטית ומורכבת דרך תיווך שהולך ומתקצר, וכך מעמיק הפער בין הזמן המשפטי הממשי לבין הזמן התקשורתי שבו הוא מסופר. נדיב (2022) מציגה את הצד המוסדי במחקר אמפירי על בתי המשפט בישראל, שבו העומס השיפוטי מתואר כבעיה מבנית המאריכה הליכים, וההתמקצעות השיפוטית נבחנת ככלי אפשרי לקיצורם. מהשוואת המקורות עולה סימטריה מעניינת: התקשורת מקצרת את הסיפור, והמערכת מחפשת דרכים לקצר את ההליך, ושתיהן מגיבות לאותה מצוקה. אלא שכל עוד הקיצור התקשורתי מקדים את הקיצור המוסדי, הצרכן התרבותי ממשיך לקבל סיפורים מהירים על מערכת איטית. הפער בין שני הזמנים הוא בדיוק המרחב שבו חי בעל הדין הממתין.</w:t>
       </w:r>
     </w:p>
     <w:p>
@@ -515,7 +515,7 @@
         <w:ind w:left="709"/>
         <w:jc w:val="left"/>
       </w:pPr>
-      <w:hyperlink w:history="1" r:id="rIdu0z4zfmjb4pdx9lwfxorx">
+      <w:hyperlink w:history="1" r:id="rId3rm2yzprpy__qgnhrwhpn">
         <w:r>
           <w:rPr>
             <w:rStyle w:val="Hyperlink"/>
@@ -523,50 +523,50 @@
             <w:sz w:val="22"/>
             <w:szCs w:val="22"/>
           </w:rPr>
-          <w:t xml:space="preserve">https://runilawreview.org/2022/04/27/vol27-nadiv/</w:t>
+          <w:t xml:space="preserve">https://www.runi.ac.il/media/jikgidv4/nadiv.pdf</w:t>
         </w:r>
       </w:hyperlink>
     </w:p>
     <w:p>
       <w:pPr>
-        <w:bidi w:val="false"/>
+        <w:bidi/>
         <w:spacing w:after="180" w:line="360" w:lineRule="auto"/>
         <w:ind w:left="709" w:hanging="709"/>
-        <w:jc w:val="left"/>
-      </w:pPr>
-      <w:r>
-        <w:rPr>
-          <w:rFonts w:ascii="Times New Roman" w:cs="Times New Roman" w:eastAsia="Times New Roman" w:hAnsi="Times New Roman"/>
-          <w:b w:val="false"/>
-          <w:i w:val="false"/>
-          <w:sz w:val="24"/>
-          <w:szCs w:val="24"/>
-          <w:rtl w:val="false"/>
-        </w:rPr>
-        <w:t xml:space="preserve">Engel, D. M. (2016). </w:t>
-      </w:r>
-      <w:r>
-        <w:rPr>
-          <w:rFonts w:ascii="Times New Roman" w:cs="Times New Roman" w:eastAsia="Times New Roman" w:hAnsi="Times New Roman"/>
+        <w:jc w:val="start"/>
+      </w:pPr>
+      <w:r>
+        <w:rPr>
+          <w:rFonts w:ascii="Times New Roman" w:cs="David" w:eastAsia="David" w:hAnsi="Times New Roman"/>
+          <w:b w:val="false"/>
+          <w:i w:val="false"/>
+          <w:sz w:val="24"/>
+          <w:szCs w:val="24"/>
+          <w:rtl/>
+        </w:rPr>
+        <w:t xml:space="preserve">פלג, ע' (2022). המלכוד של עיתונאי המשפט בישראל בעידן המקוון. </w:t>
+      </w:r>
+      <w:r>
+        <w:rPr>
+          <w:rFonts w:ascii="Times New Roman" w:cs="David" w:eastAsia="David" w:hAnsi="Times New Roman"/>
           <w:b w:val="false"/>
           <w:i/>
           <w:iCs/>
           <w:sz w:val="24"/>
           <w:szCs w:val="24"/>
-          <w:rtl w:val="false"/>
-        </w:rPr>
-        <w:t xml:space="preserve">The myth of the litigious society: Why we don't sue</w:t>
-      </w:r>
-      <w:r>
-        <w:rPr>
-          <w:rFonts w:ascii="Times New Roman" w:cs="Times New Roman" w:eastAsia="Times New Roman" w:hAnsi="Times New Roman"/>
-          <w:b w:val="false"/>
-          <w:i w:val="false"/>
-          <w:sz w:val="24"/>
-          <w:szCs w:val="24"/>
-          <w:rtl w:val="false"/>
-        </w:rPr>
-        <w:t xml:space="preserve">. University of Chicago Press.</w:t>
+          <w:rtl/>
+        </w:rPr>
+        <w:t xml:space="preserve">מסגרות מדיה, 21</w:t>
+      </w:r>
+      <w:r>
+        <w:rPr>
+          <w:rFonts w:ascii="Times New Roman" w:cs="David" w:eastAsia="David" w:hAnsi="Times New Roman"/>
+          <w:b w:val="false"/>
+          <w:i w:val="false"/>
+          <w:sz w:val="24"/>
+          <w:szCs w:val="24"/>
+          <w:rtl/>
+        </w:rPr>
+        <w:t xml:space="preserve">, 68-99.</w:t>
       </w:r>
     </w:p>
     <w:p>
@@ -576,7 +576,7 @@
         <w:ind w:left="709"/>
         <w:jc w:val="left"/>
       </w:pPr>
-      <w:hyperlink w:history="1" r:id="rIdkdgi8o36wf9x5ty1b2pvl">
+      <w:hyperlink w:history="1" r:id="rIdsul02skwgqv3gw48exqtq">
         <w:r>
           <w:rPr>
             <w:rStyle w:val="Hyperlink"/>
@@ -584,7 +584,7 @@
             <w:sz w:val="22"/>
             <w:szCs w:val="22"/>
           </w:rPr>
-          <w:t xml:space="preserve">https://press.uchicago.edu/ucp/books/book/chicago/M/bo21571969.html</w:t>
+          <w:t xml:space="preserve">https://mediaframes.sapir.ac.il/wp-content/uploads/2022/02/Journalist.pdf</w:t>
         </w:r>
       </w:hyperlink>
     </w:p>
@@ -604,7 +604,7 @@
           <w:szCs w:val="24"/>
           <w:rtl w:val="false"/>
         </w:rPr>
-        <w:t xml:space="preserve">Robson, P., &amp; Schulz, J. L. (Eds.). (2016). </w:t>
+        <w:t xml:space="preserve">Chua, L. J., &amp; Engel, D. M. (2019). Legal consciousness reconsidered. </w:t>
       </w:r>
       <w:r>
         <w:rPr>
@@ -616,7 +616,7 @@
           <w:szCs w:val="24"/>
           <w:rtl w:val="false"/>
         </w:rPr>
-        <w:t xml:space="preserve">A transnational study of law and justice on TV</w:t>
+        <w:t xml:space="preserve">Annual Review of Law and Social Science, 15</w:t>
       </w:r>
       <w:r>
         <w:rPr>
@@ -627,7 +627,7 @@
           <w:szCs w:val="24"/>
           <w:rtl w:val="false"/>
         </w:rPr>
-        <w:t xml:space="preserve">. Hart Publishing.</w:t>
+        <w:t xml:space="preserve">, 335-353.</w:t>
       </w:r>
     </w:p>
     <w:p>
@@ -637,7 +637,7 @@
         <w:ind w:left="709"/>
         <w:jc w:val="left"/>
       </w:pPr>
-      <w:hyperlink w:history="1" r:id="rIdd6ploipxxrx6yy36m4ryh">
+      <w:hyperlink w:history="1" r:id="rIdu0-i6vcjwj0u3pqjzo8tw">
         <w:r>
           <w:rPr>
             <w:rStyle w:val="Hyperlink"/>
@@ -645,7 +645,7 @@
             <w:sz w:val="22"/>
             <w:szCs w:val="22"/>
           </w:rPr>
-          <w:t xml:space="preserve">https://www.bloomsburyprofessional.com/uk/a-transnational-study-of-law-and-justice-on-tv-9781509905683/</w:t>
+          <w:t xml:space="preserve">https://digitalcommons.law.buffalo.edu/journal_articles/966/</w:t>
         </w:r>
       </w:hyperlink>
     </w:p>

--- a/seminar-papers/עבודה מסכמת - קריאה וכתיבה אקדמית ב - ליני.docx
+++ b/seminar-papers/עבודה מסכמת - קריאה וכתיבה אקדמית ב - ליני.docx
@@ -269,7 +269,7 @@
         <w:ind w:left="709"/>
         <w:jc w:val="left"/>
       </w:pPr>
-      <w:hyperlink w:history="1" r:id="rIdiabe9xtsnhpgb43_mlbrf">
+      <w:hyperlink w:history="1" r:id="rIdo3y9qdfendtbdqezkhq-6">
         <w:r>
           <w:rPr>
             <w:rStyle w:val="Hyperlink"/>
@@ -306,7 +306,7 @@
         <w:ind w:left="709"/>
         <w:jc w:val="left"/>
       </w:pPr>
-      <w:hyperlink w:history="1" r:id="rIdoehi6wipxtmr6bks6ia10">
+      <w:hyperlink w:history="1" r:id="rIde0o1uawwbjjlf_esdu6xe">
         <w:r>
           <w:rPr>
             <w:rStyle w:val="Hyperlink"/>
@@ -343,7 +343,7 @@
         <w:ind w:left="709"/>
         <w:jc w:val="left"/>
       </w:pPr>
-      <w:hyperlink w:history="1" r:id="rIdenu12pimomdrjnp-tuszh">
+      <w:hyperlink w:history="1" r:id="rIdwdz0jjnd7o9h1uc665wvo">
         <w:r>
           <w:rPr>
             <w:rStyle w:val="Hyperlink"/>
@@ -515,7 +515,7 @@
         <w:ind w:left="709"/>
         <w:jc w:val="left"/>
       </w:pPr>
-      <w:hyperlink w:history="1" r:id="rId3rm2yzprpy__qgnhrwhpn">
+      <w:hyperlink w:history="1" r:id="rIdggelwh3vaq8t8-d6qkdn8">
         <w:r>
           <w:rPr>
             <w:rStyle w:val="Hyperlink"/>
@@ -576,7 +576,7 @@
         <w:ind w:left="709"/>
         <w:jc w:val="left"/>
       </w:pPr>
-      <w:hyperlink w:history="1" r:id="rIdsul02skwgqv3gw48exqtq">
+      <w:hyperlink w:history="1" r:id="rIdgyfetqrn2-xy97kzx2_0y">
         <w:r>
           <w:rPr>
             <w:rStyle w:val="Hyperlink"/>
@@ -637,7 +637,7 @@
         <w:ind w:left="709"/>
         <w:jc w:val="left"/>
       </w:pPr>
-      <w:hyperlink w:history="1" r:id="rIdu0-i6vcjwj0u3pqjzo8tw">
+      <w:hyperlink w:history="1" r:id="rIdrfrcuxc1luobxb1qhhliy">
         <w:r>
           <w:rPr>
             <w:rStyle w:val="Hyperlink"/>
@@ -648,6 +648,452 @@
           <w:t xml:space="preserve">https://digitalcommons.law.buffalo.edu/journal_articles/966/</w:t>
         </w:r>
       </w:hyperlink>
+    </w:p>
+    <w:p>
+      <w:pPr>
+        <w:pageBreakBefore/>
+        <w:bidi/>
+        <w:spacing w:after="240" w:line="360" w:lineRule="auto"/>
+        <w:jc w:val="start"/>
+      </w:pPr>
+      <w:r>
+        <w:rPr>
+          <w:rFonts w:ascii="Times New Roman" w:cs="David" w:eastAsia="David" w:hAnsi="Times New Roman"/>
+          <w:b/>
+          <w:bCs/>
+          <w:i w:val="false"/>
+          <w:sz w:val="32"/>
+          <w:szCs w:val="32"/>
+          <w:rtl/>
+        </w:rPr>
+        <w:t xml:space="preserve">נספחים</w:t>
+      </w:r>
+    </w:p>
+    <w:p>
+      <w:pPr>
+        <w:bidi/>
+        <w:spacing w:after="120" w:line="360" w:lineRule="auto"/>
+        <w:jc w:val="both"/>
+      </w:pPr>
+      <w:r>
+        <w:rPr>
+          <w:rFonts w:ascii="Times New Roman" w:cs="David" w:eastAsia="David" w:hAnsi="Times New Roman"/>
+          <w:b w:val="false"/>
+          <w:i w:val="false"/>
+          <w:sz w:val="24"/>
+          <w:szCs w:val="24"/>
+          <w:rtl/>
+        </w:rPr>
+        <w:t xml:space="preserve">להלן העמודים המרכזיים מן הפריטים האקדמיים ששימשו לכתיבת ראש הפרק. הפריטים המלאים מצורפים לתיבת ההגשה כנדרש בהנחיות.</w:t>
+      </w:r>
+    </w:p>
+    <w:p>
+      <w:pPr>
+        <w:bidi/>
+        <w:spacing w:after="120" w:line="360" w:lineRule="auto"/>
+        <w:jc w:val="start"/>
+      </w:pPr>
+      <w:r>
+        <w:rPr>
+          <w:rFonts w:ascii="Times New Roman" w:cs="David" w:eastAsia="David" w:hAnsi="Times New Roman"/>
+          <w:b/>
+          <w:bCs/>
+          <w:i w:val="false"/>
+          <w:sz w:val="24"/>
+          <w:szCs w:val="24"/>
+          <w:u w:val="single"/>
+          <w:rtl/>
+        </w:rPr>
+        <w:t xml:space="preserve">נספח א: Chua &amp; Engel (2019), עמ' 335-338 (תקציר, הגדרת התודעה המשפטית ושלוש האסכולות)</w:t>
+      </w:r>
+    </w:p>
+    <w:p>
+      <w:pPr>
+        <w:spacing w:after="60"/>
+        <w:jc w:val="center"/>
+      </w:pPr>
+      <w:r>
+        <w:drawing>
+          <wp:inline distT="0" distB="0" distL="0" distR="0">
+            <wp:extent cx="4810125" cy="6800850"/>
+            <wp:effectExtent t="0" r="0" b="0" l="0"/>
+            <wp:docPr id="1" name="" descr="" title=""/>
+            <wp:cNvGraphicFramePr>
+              <a:graphicFrameLocks xmlns:a="http://schemas.openxmlformats.org/drawingml/2006/main" noChangeAspect="1"/>
+            </wp:cNvGraphicFramePr>
+            <a:graphic xmlns:a="http://schemas.openxmlformats.org/drawingml/2006/main">
+              <a:graphicData uri="http://schemas.openxmlformats.org/drawingml/2006/picture">
+                <pic:pic xmlns:pic="http://schemas.openxmlformats.org/drawingml/2006/picture">
+                  <pic:nvPicPr>
+                    <pic:cNvPr id="0" name="" descr=""/>
+                    <pic:cNvPicPr>
+                      <a:picLocks noChangeAspect="1" noChangeArrowheads="1"/>
+                    </pic:cNvPicPr>
+                  </pic:nvPicPr>
+                  <pic:blipFill>
+                    <a:blip r:embed="rId9" cstate="none"/>
+                    <a:srcRect/>
+                    <a:stretch>
+                      <a:fillRect/>
+                    </a:stretch>
+                  </pic:blipFill>
+                  <pic:spPr bwMode="auto">
+                    <a:xfrm>
+                      <a:off x="0" y="0"/>
+                      <a:ext cx="4810125" cy="6800850"/>
+                    </a:xfrm>
+                    <a:prstGeom prst="rect">
+                      <a:avLst/>
+                    </a:prstGeom>
+                  </pic:spPr>
+                </pic:pic>
+              </a:graphicData>
+            </a:graphic>
+          </wp:inline>
+        </w:drawing>
+      </w:r>
+    </w:p>
+    <w:p>
+      <w:pPr>
+        <w:spacing w:after="60"/>
+        <w:jc w:val="center"/>
+      </w:pPr>
+      <w:r>
+        <w:drawing>
+          <wp:inline distT="0" distB="0" distL="0" distR="0">
+            <wp:extent cx="4810125" cy="6800850"/>
+            <wp:effectExtent t="0" r="0" b="0" l="0"/>
+            <wp:docPr id="1" name="" descr="" title=""/>
+            <wp:cNvGraphicFramePr>
+              <a:graphicFrameLocks xmlns:a="http://schemas.openxmlformats.org/drawingml/2006/main" noChangeAspect="1"/>
+            </wp:cNvGraphicFramePr>
+            <a:graphic xmlns:a="http://schemas.openxmlformats.org/drawingml/2006/main">
+              <a:graphicData uri="http://schemas.openxmlformats.org/drawingml/2006/picture">
+                <pic:pic xmlns:pic="http://schemas.openxmlformats.org/drawingml/2006/picture">
+                  <pic:nvPicPr>
+                    <pic:cNvPr id="0" name="" descr=""/>
+                    <pic:cNvPicPr>
+                      <a:picLocks noChangeAspect="1" noChangeArrowheads="1"/>
+                    </pic:cNvPicPr>
+                  </pic:nvPicPr>
+                  <pic:blipFill>
+                    <a:blip r:embed="rId10" cstate="none"/>
+                    <a:srcRect/>
+                    <a:stretch>
+                      <a:fillRect/>
+                    </a:stretch>
+                  </pic:blipFill>
+                  <pic:spPr bwMode="auto">
+                    <a:xfrm>
+                      <a:off x="0" y="0"/>
+                      <a:ext cx="4810125" cy="6800850"/>
+                    </a:xfrm>
+                    <a:prstGeom prst="rect">
+                      <a:avLst/>
+                    </a:prstGeom>
+                  </pic:spPr>
+                </pic:pic>
+              </a:graphicData>
+            </a:graphic>
+          </wp:inline>
+        </w:drawing>
+      </w:r>
+    </w:p>
+    <w:p>
+      <w:pPr>
+        <w:spacing w:after="60"/>
+        <w:jc w:val="center"/>
+      </w:pPr>
+      <w:r>
+        <w:drawing>
+          <wp:inline distT="0" distB="0" distL="0" distR="0">
+            <wp:extent cx="4810125" cy="6800850"/>
+            <wp:effectExtent t="0" r="0" b="0" l="0"/>
+            <wp:docPr id="1" name="" descr="" title=""/>
+            <wp:cNvGraphicFramePr>
+              <a:graphicFrameLocks xmlns:a="http://schemas.openxmlformats.org/drawingml/2006/main" noChangeAspect="1"/>
+            </wp:cNvGraphicFramePr>
+            <a:graphic xmlns:a="http://schemas.openxmlformats.org/drawingml/2006/main">
+              <a:graphicData uri="http://schemas.openxmlformats.org/drawingml/2006/picture">
+                <pic:pic xmlns:pic="http://schemas.openxmlformats.org/drawingml/2006/picture">
+                  <pic:nvPicPr>
+                    <pic:cNvPr id="0" name="" descr=""/>
+                    <pic:cNvPicPr>
+                      <a:picLocks noChangeAspect="1" noChangeArrowheads="1"/>
+                    </pic:cNvPicPr>
+                  </pic:nvPicPr>
+                  <pic:blipFill>
+                    <a:blip r:embed="rId11" cstate="none"/>
+                    <a:srcRect/>
+                    <a:stretch>
+                      <a:fillRect/>
+                    </a:stretch>
+                  </pic:blipFill>
+                  <pic:spPr bwMode="auto">
+                    <a:xfrm>
+                      <a:off x="0" y="0"/>
+                      <a:ext cx="4810125" cy="6800850"/>
+                    </a:xfrm>
+                    <a:prstGeom prst="rect">
+                      <a:avLst/>
+                    </a:prstGeom>
+                  </pic:spPr>
+                </pic:pic>
+              </a:graphicData>
+            </a:graphic>
+          </wp:inline>
+        </w:drawing>
+      </w:r>
+    </w:p>
+    <w:p>
+      <w:pPr>
+        <w:spacing w:after="60"/>
+        <w:jc w:val="center"/>
+      </w:pPr>
+      <w:r>
+        <w:drawing>
+          <wp:inline distT="0" distB="0" distL="0" distR="0">
+            <wp:extent cx="4810125" cy="6800850"/>
+            <wp:effectExtent t="0" r="0" b="0" l="0"/>
+            <wp:docPr id="1" name="" descr="" title=""/>
+            <wp:cNvGraphicFramePr>
+              <a:graphicFrameLocks xmlns:a="http://schemas.openxmlformats.org/drawingml/2006/main" noChangeAspect="1"/>
+            </wp:cNvGraphicFramePr>
+            <a:graphic xmlns:a="http://schemas.openxmlformats.org/drawingml/2006/main">
+              <a:graphicData uri="http://schemas.openxmlformats.org/drawingml/2006/picture">
+                <pic:pic xmlns:pic="http://schemas.openxmlformats.org/drawingml/2006/picture">
+                  <pic:nvPicPr>
+                    <pic:cNvPr id="0" name="" descr=""/>
+                    <pic:cNvPicPr>
+                      <a:picLocks noChangeAspect="1" noChangeArrowheads="1"/>
+                    </pic:cNvPicPr>
+                  </pic:nvPicPr>
+                  <pic:blipFill>
+                    <a:blip r:embed="rId12" cstate="none"/>
+                    <a:srcRect/>
+                    <a:stretch>
+                      <a:fillRect/>
+                    </a:stretch>
+                  </pic:blipFill>
+                  <pic:spPr bwMode="auto">
+                    <a:xfrm>
+                      <a:off x="0" y="0"/>
+                      <a:ext cx="4810125" cy="6800850"/>
+                    </a:xfrm>
+                    <a:prstGeom prst="rect">
+                      <a:avLst/>
+                    </a:prstGeom>
+                  </pic:spPr>
+                </pic:pic>
+              </a:graphicData>
+            </a:graphic>
+          </wp:inline>
+        </w:drawing>
+      </w:r>
+    </w:p>
+    <w:p>
+      <w:pPr>
+        <w:bidi/>
+        <w:spacing w:after="120" w:line="360" w:lineRule="auto"/>
+        <w:jc w:val="start"/>
+      </w:pPr>
+      <w:r>
+        <w:rPr>
+          <w:rFonts w:ascii="Times New Roman" w:cs="David" w:eastAsia="David" w:hAnsi="Times New Roman"/>
+          <w:b/>
+          <w:bCs/>
+          <w:i w:val="false"/>
+          <w:sz w:val="24"/>
+          <w:szCs w:val="24"/>
+          <w:u w:val="single"/>
+          <w:rtl/>
+        </w:rPr>
+        <w:t xml:space="preserve">נספח ב: פלג (2022), עמ' 68-71 (תקציר ומבוא)</w:t>
+      </w:r>
+    </w:p>
+    <w:p>
+      <w:pPr>
+        <w:spacing w:after="60"/>
+        <w:jc w:val="center"/>
+      </w:pPr>
+      <w:r>
+        <w:drawing>
+          <wp:inline distT="0" distB="0" distL="0" distR="0">
+            <wp:extent cx="4810125" cy="6800850"/>
+            <wp:effectExtent t="0" r="0" b="0" l="0"/>
+            <wp:docPr id="1" name="" descr="" title=""/>
+            <wp:cNvGraphicFramePr>
+              <a:graphicFrameLocks xmlns:a="http://schemas.openxmlformats.org/drawingml/2006/main" noChangeAspect="1"/>
+            </wp:cNvGraphicFramePr>
+            <a:graphic xmlns:a="http://schemas.openxmlformats.org/drawingml/2006/main">
+              <a:graphicData uri="http://schemas.openxmlformats.org/drawingml/2006/picture">
+                <pic:pic xmlns:pic="http://schemas.openxmlformats.org/drawingml/2006/picture">
+                  <pic:nvPicPr>
+                    <pic:cNvPr id="0" name="" descr=""/>
+                    <pic:cNvPicPr>
+                      <a:picLocks noChangeAspect="1" noChangeArrowheads="1"/>
+                    </pic:cNvPicPr>
+                  </pic:nvPicPr>
+                  <pic:blipFill>
+                    <a:blip r:embed="rId13" cstate="none"/>
+                    <a:srcRect/>
+                    <a:stretch>
+                      <a:fillRect/>
+                    </a:stretch>
+                  </pic:blipFill>
+                  <pic:spPr bwMode="auto">
+                    <a:xfrm>
+                      <a:off x="0" y="0"/>
+                      <a:ext cx="4810125" cy="6800850"/>
+                    </a:xfrm>
+                    <a:prstGeom prst="rect">
+                      <a:avLst/>
+                    </a:prstGeom>
+                  </pic:spPr>
+                </pic:pic>
+              </a:graphicData>
+            </a:graphic>
+          </wp:inline>
+        </w:drawing>
+      </w:r>
+    </w:p>
+    <w:p>
+      <w:pPr>
+        <w:spacing w:after="60"/>
+        <w:jc w:val="center"/>
+      </w:pPr>
+      <w:r>
+        <w:drawing>
+          <wp:inline distT="0" distB="0" distL="0" distR="0">
+            <wp:extent cx="4810125" cy="6800850"/>
+            <wp:effectExtent t="0" r="0" b="0" l="0"/>
+            <wp:docPr id="1" name="" descr="" title=""/>
+            <wp:cNvGraphicFramePr>
+              <a:graphicFrameLocks xmlns:a="http://schemas.openxmlformats.org/drawingml/2006/main" noChangeAspect="1"/>
+            </wp:cNvGraphicFramePr>
+            <a:graphic xmlns:a="http://schemas.openxmlformats.org/drawingml/2006/main">
+              <a:graphicData uri="http://schemas.openxmlformats.org/drawingml/2006/picture">
+                <pic:pic xmlns:pic="http://schemas.openxmlformats.org/drawingml/2006/picture">
+                  <pic:nvPicPr>
+                    <pic:cNvPr id="0" name="" descr=""/>
+                    <pic:cNvPicPr>
+                      <a:picLocks noChangeAspect="1" noChangeArrowheads="1"/>
+                    </pic:cNvPicPr>
+                  </pic:nvPicPr>
+                  <pic:blipFill>
+                    <a:blip r:embed="rId14" cstate="none"/>
+                    <a:srcRect/>
+                    <a:stretch>
+                      <a:fillRect/>
+                    </a:stretch>
+                  </pic:blipFill>
+                  <pic:spPr bwMode="auto">
+                    <a:xfrm>
+                      <a:off x="0" y="0"/>
+                      <a:ext cx="4810125" cy="6800850"/>
+                    </a:xfrm>
+                    <a:prstGeom prst="rect">
+                      <a:avLst/>
+                    </a:prstGeom>
+                  </pic:spPr>
+                </pic:pic>
+              </a:graphicData>
+            </a:graphic>
+          </wp:inline>
+        </w:drawing>
+      </w:r>
+    </w:p>
+    <w:p>
+      <w:pPr>
+        <w:spacing w:after="60"/>
+        <w:jc w:val="center"/>
+      </w:pPr>
+      <w:r>
+        <w:drawing>
+          <wp:inline distT="0" distB="0" distL="0" distR="0">
+            <wp:extent cx="4810125" cy="6800850"/>
+            <wp:effectExtent t="0" r="0" b="0" l="0"/>
+            <wp:docPr id="1" name="" descr="" title=""/>
+            <wp:cNvGraphicFramePr>
+              <a:graphicFrameLocks xmlns:a="http://schemas.openxmlformats.org/drawingml/2006/main" noChangeAspect="1"/>
+            </wp:cNvGraphicFramePr>
+            <a:graphic xmlns:a="http://schemas.openxmlformats.org/drawingml/2006/main">
+              <a:graphicData uri="http://schemas.openxmlformats.org/drawingml/2006/picture">
+                <pic:pic xmlns:pic="http://schemas.openxmlformats.org/drawingml/2006/picture">
+                  <pic:nvPicPr>
+                    <pic:cNvPr id="0" name="" descr=""/>
+                    <pic:cNvPicPr>
+                      <a:picLocks noChangeAspect="1" noChangeArrowheads="1"/>
+                    </pic:cNvPicPr>
+                  </pic:nvPicPr>
+                  <pic:blipFill>
+                    <a:blip r:embed="rId15" cstate="none"/>
+                    <a:srcRect/>
+                    <a:stretch>
+                      <a:fillRect/>
+                    </a:stretch>
+                  </pic:blipFill>
+                  <pic:spPr bwMode="auto">
+                    <a:xfrm>
+                      <a:off x="0" y="0"/>
+                      <a:ext cx="4810125" cy="6800850"/>
+                    </a:xfrm>
+                    <a:prstGeom prst="rect">
+                      <a:avLst/>
+                    </a:prstGeom>
+                  </pic:spPr>
+                </pic:pic>
+              </a:graphicData>
+            </a:graphic>
+          </wp:inline>
+        </w:drawing>
+      </w:r>
+    </w:p>
+    <w:p>
+      <w:pPr>
+        <w:spacing w:after="60"/>
+        <w:jc w:val="center"/>
+      </w:pPr>
+      <w:r>
+        <w:drawing>
+          <wp:inline distT="0" distB="0" distL="0" distR="0">
+            <wp:extent cx="4810125" cy="6800850"/>
+            <wp:effectExtent t="0" r="0" b="0" l="0"/>
+            <wp:docPr id="1" name="" descr="" title=""/>
+            <wp:cNvGraphicFramePr>
+              <a:graphicFrameLocks xmlns:a="http://schemas.openxmlformats.org/drawingml/2006/main" noChangeAspect="1"/>
+            </wp:cNvGraphicFramePr>
+            <a:graphic xmlns:a="http://schemas.openxmlformats.org/drawingml/2006/main">
+              <a:graphicData uri="http://schemas.openxmlformats.org/drawingml/2006/picture">
+                <pic:pic xmlns:pic="http://schemas.openxmlformats.org/drawingml/2006/picture">
+                  <pic:nvPicPr>
+                    <pic:cNvPr id="0" name="" descr=""/>
+                    <pic:cNvPicPr>
+                      <a:picLocks noChangeAspect="1" noChangeArrowheads="1"/>
+                    </pic:cNvPicPr>
+                  </pic:nvPicPr>
+                  <pic:blipFill>
+                    <a:blip r:embed="rId16" cstate="none"/>
+                    <a:srcRect/>
+                    <a:stretch>
+                      <a:fillRect/>
+                    </a:stretch>
+                  </pic:blipFill>
+                  <pic:spPr bwMode="auto">
+                    <a:xfrm>
+                      <a:off x="0" y="0"/>
+                      <a:ext cx="4810125" cy="6800850"/>
+                    </a:xfrm>
+                    <a:prstGeom prst="rect">
+                      <a:avLst/>
+                    </a:prstGeom>
+                  </pic:spPr>
+                </pic:pic>
+              </a:graphicData>
+            </a:graphic>
+          </wp:inline>
+        </w:drawing>
+      </w:r>
     </w:p>
     <w:sectPr>
       <w:headerReference w:type="default" r:id="rId7"/>

--- a/seminar-papers/עבודה מסכמת - קריאה וכתיבה אקדמית ב - ליני.docx
+++ b/seminar-papers/עבודה מסכמת - קריאה וכתיבה אקדמית ב - ליני.docx
@@ -269,7 +269,7 @@
         <w:ind w:left="709"/>
         <w:jc w:val="left"/>
       </w:pPr>
-      <w:hyperlink w:history="1" r:id="rIdo3y9qdfendtbdqezkhq-6">
+      <w:hyperlink w:history="1" r:id="rIdx1hvp84y3axmrxuvadntf">
         <w:r>
           <w:rPr>
             <w:rStyle w:val="Hyperlink"/>
@@ -306,7 +306,7 @@
         <w:ind w:left="709"/>
         <w:jc w:val="left"/>
       </w:pPr>
-      <w:hyperlink w:history="1" r:id="rIde0o1uawwbjjlf_esdu6xe">
+      <w:hyperlink w:history="1" r:id="rId5mve5e0f-dhdz7-etnfkh">
         <w:r>
           <w:rPr>
             <w:rStyle w:val="Hyperlink"/>
@@ -333,7 +333,7 @@
           <w:szCs w:val="24"/>
           <w:rtl/>
         </w:rPr>
-        <w:t xml:space="preserve">(נדיב, 2022) - מאמר אקדמי מכתב עת. אותר במדור כתבי העת של המאגר המשפטי נבו, בכתב העת "משפט ועסקים", באמצעות מילות החיפוש: עומס שיפוטי AND בתי המשפט. קישור לטקסט המלא:</w:t>
+        <w:t xml:space="preserve">(נדיב, 2023) - מאמר אקדמי מכתב עת. אותר במדור כתבי העת של המאגר המשפטי נבו, בכתב העת "משפט ועסקים", באמצעות מילות החיפוש: עומס שיפוטי AND בתי המשפט. קישור לטקסט המלא:</w:t>
       </w:r>
     </w:p>
     <w:p>
@@ -343,7 +343,7 @@
         <w:ind w:left="709"/>
         <w:jc w:val="left"/>
       </w:pPr>
-      <w:hyperlink w:history="1" r:id="rIdwdz0jjnd7o9h1uc665wvo">
+      <w:hyperlink w:history="1" r:id="rId7m3b5mxeqh2e9j8-jzvsi">
         <w:r>
           <w:rPr>
             <w:rStyle w:val="Hyperlink"/>
@@ -425,7 +425,7 @@
           <w:szCs w:val="24"/>
           <w:rtl/>
         </w:rPr>
-        <w:t xml:space="preserve">שני המקורות הנוספים, שניהם מן ההקשר הישראלי, ממקמים את התודעה הזאת בין שני קטבים: התיווך התקשורתי והמציאות המוסדית. פלג (2022) ראיינה את עיתונאי המשפט המובילים בישראל ומצאה שבעידן המקוון נשחקות סמכותם ויכולתם לסקר את ההליך המשפטי לעומק, והסיקור נעשה מהיר, תחרותי ומרוכז ברגעי שיא. התוצאה היא שהציבור פוגש מערכת איטית ומורכבת דרך תיווך שהולך ומתקצר, וכך מעמיק הפער בין הזמן המשפטי הממשי לבין הזמן התקשורתי שבו הוא מסופר. נדיב (2022) מציגה את הצד המוסדי במחקר אמפירי על בתי המשפט בישראל, שבו העומס השיפוטי מתואר כבעיה מבנית המאריכה הליכים, וההתמקצעות השיפוטית נבחנת ככלי אפשרי לקיצורם. מהשוואת המקורות עולה סימטריה מעניינת: התקשורת מקצרת את הסיפור, והמערכת מחפשת דרכים לקצר את ההליך, ושתיהן מגיבות לאותה מצוקה. אלא שכל עוד הקיצור התקשורתי מקדים את הקיצור המוסדי, הצרכן התרבותי ממשיך לקבל סיפורים מהירים על מערכת איטית. הפער בין שני הזמנים הוא בדיוק המרחב שבו חי בעל הדין הממתין.</w:t>
+        <w:t xml:space="preserve">שני המקורות הנוספים, שניהם מן ההקשר הישראלי, ממקמים את התודעה הזאת בין שני קטבים: התיווך התקשורתי והמציאות המוסדית. פלג (2022) ראיינה את עיתונאי המשפט המובילים בישראל ומצאה שבעידן המקוון נשחקות סמכותם ויכולתם לסקר את ההליך המשפטי לעומק, והסיקור נעשה מהיר, תחרותי ומרוכז ברגעי שיא. התוצאה היא שהציבור פוגש מערכת איטית ומורכבת דרך תיווך שהולך ומתקצר, וכך מעמיק הפער בין הזמן המשפטי הממשי לבין הזמן התקשורתי שבו הוא מסופר. נדיב (2023) מציגה את הצד המוסדי במחקר אמפירי על בתי המשפט בישראל, שבו העומס השיפוטי מתואר כבעיה מבנית המאריכה הליכים, וההתמקצעות השיפוטית נבחנת ככלי אפשרי לקיצורם. מהשוואת המקורות עולה סימטריה מעניינת: התקשורת מקצרת את הסיפור, והמערכת מחפשת דרכים לקצר את ההליך, ושתיהן מגיבות לאותה מצוקה. אלא שכל עוד הקיצור התקשורתי מקדים את הקיצור המוסדי, הצרכן התרבותי ממשיך לקבל סיפורים מהירים על מערכת איטית. הפער בין שני הזמנים הוא בדיוק המרחב שבו חי בעל הדין הממתין.</w:t>
       </w:r>
     </w:p>
     <w:p>
@@ -482,7 +482,7 @@
           <w:szCs w:val="24"/>
           <w:rtl/>
         </w:rPr>
-        <w:t xml:space="preserve">נדיב, נ' (2022). האם התמקצעות שיפוטית חשובה? התמקצעות ועומס בבתי המשפט המחוזיים. </w:t>
+        <w:t xml:space="preserve">נדיב, נ' (2023). האם התמקצעות שיפוטית חשובה? התמקצעות ועומס בבתי המשפט המחוזיים. </w:t>
       </w:r>
       <w:r>
         <w:rPr>
@@ -515,7 +515,7 @@
         <w:ind w:left="709"/>
         <w:jc w:val="left"/>
       </w:pPr>
-      <w:hyperlink w:history="1" r:id="rIdggelwh3vaq8t8-d6qkdn8">
+      <w:hyperlink w:history="1" r:id="rIdjwulv86z-lw_tjemxam1s">
         <w:r>
           <w:rPr>
             <w:rStyle w:val="Hyperlink"/>
@@ -576,7 +576,7 @@
         <w:ind w:left="709"/>
         <w:jc w:val="left"/>
       </w:pPr>
-      <w:hyperlink w:history="1" r:id="rIdgyfetqrn2-xy97kzx2_0y">
+      <w:hyperlink w:history="1" r:id="rId-aydhceimkvut1r_onafw">
         <w:r>
           <w:rPr>
             <w:rStyle w:val="Hyperlink"/>
@@ -637,7 +637,7 @@
         <w:ind w:left="709"/>
         <w:jc w:val="left"/>
       </w:pPr>
-      <w:hyperlink w:history="1" r:id="rIdrfrcuxc1luobxb1qhhliy">
+      <w:hyperlink w:history="1" r:id="rIdftrgclx5hb0vcb5siodot">
         <w:r>
           <w:rPr>
             <w:rStyle w:val="Hyperlink"/>
@@ -893,6 +893,7 @@
     </w:p>
     <w:p>
       <w:pPr>
+        <w:pageBreakBefore/>
         <w:bidi/>
         <w:spacing w:after="120" w:line="360" w:lineRule="auto"/>
         <w:jc w:val="start"/>
@@ -1074,6 +1075,211 @@
                   </pic:nvPicPr>
                   <pic:blipFill>
                     <a:blip r:embed="rId16" cstate="none"/>
+                    <a:srcRect/>
+                    <a:stretch>
+                      <a:fillRect/>
+                    </a:stretch>
+                  </pic:blipFill>
+                  <pic:spPr bwMode="auto">
+                    <a:xfrm>
+                      <a:off x="0" y="0"/>
+                      <a:ext cx="4810125" cy="6800850"/>
+                    </a:xfrm>
+                    <a:prstGeom prst="rect">
+                      <a:avLst/>
+                    </a:prstGeom>
+                  </pic:spPr>
+                </pic:pic>
+              </a:graphicData>
+            </a:graphic>
+          </wp:inline>
+        </w:drawing>
+      </w:r>
+    </w:p>
+    <w:p>
+      <w:pPr>
+        <w:pageBreakBefore/>
+        <w:bidi/>
+        <w:spacing w:after="120" w:line="360" w:lineRule="auto"/>
+        <w:jc w:val="start"/>
+      </w:pPr>
+      <w:r>
+        <w:rPr>
+          <w:rFonts w:ascii="Times New Roman" w:cs="David" w:eastAsia="David" w:hAnsi="Times New Roman"/>
+          <w:b/>
+          <w:bCs/>
+          <w:i w:val="false"/>
+          <w:sz w:val="24"/>
+          <w:szCs w:val="24"/>
+          <w:u w:val="single"/>
+          <w:rtl/>
+        </w:rPr>
+        <w:t xml:space="preserve">נספח ג: נדיב (2023), עמודי הפתיחה והתקציר</w:t>
+      </w:r>
+    </w:p>
+    <w:p>
+      <w:pPr>
+        <w:spacing w:after="60"/>
+        <w:jc w:val="center"/>
+      </w:pPr>
+      <w:r>
+        <w:drawing>
+          <wp:inline distT="0" distB="0" distL="0" distR="0">
+            <wp:extent cx="4810125" cy="6800850"/>
+            <wp:effectExtent t="0" r="0" b="0" l="0"/>
+            <wp:docPr id="1" name="" descr="" title=""/>
+            <wp:cNvGraphicFramePr>
+              <a:graphicFrameLocks xmlns:a="http://schemas.openxmlformats.org/drawingml/2006/main" noChangeAspect="1"/>
+            </wp:cNvGraphicFramePr>
+            <a:graphic xmlns:a="http://schemas.openxmlformats.org/drawingml/2006/main">
+              <a:graphicData uri="http://schemas.openxmlformats.org/drawingml/2006/picture">
+                <pic:pic xmlns:pic="http://schemas.openxmlformats.org/drawingml/2006/picture">
+                  <pic:nvPicPr>
+                    <pic:cNvPr id="0" name="" descr=""/>
+                    <pic:cNvPicPr>
+                      <a:picLocks noChangeAspect="1" noChangeArrowheads="1"/>
+                    </pic:cNvPicPr>
+                  </pic:nvPicPr>
+                  <pic:blipFill>
+                    <a:blip r:embed="rId17" cstate="none"/>
+                    <a:srcRect/>
+                    <a:stretch>
+                      <a:fillRect/>
+                    </a:stretch>
+                  </pic:blipFill>
+                  <pic:spPr bwMode="auto">
+                    <a:xfrm>
+                      <a:off x="0" y="0"/>
+                      <a:ext cx="4810125" cy="6800850"/>
+                    </a:xfrm>
+                    <a:prstGeom prst="rect">
+                      <a:avLst/>
+                    </a:prstGeom>
+                  </pic:spPr>
+                </pic:pic>
+              </a:graphicData>
+            </a:graphic>
+          </wp:inline>
+        </w:drawing>
+      </w:r>
+    </w:p>
+    <w:p>
+      <w:pPr>
+        <w:spacing w:after="60"/>
+        <w:jc w:val="center"/>
+      </w:pPr>
+      <w:r>
+        <w:drawing>
+          <wp:inline distT="0" distB="0" distL="0" distR="0">
+            <wp:extent cx="4810125" cy="6800850"/>
+            <wp:effectExtent t="0" r="0" b="0" l="0"/>
+            <wp:docPr id="1" name="" descr="" title=""/>
+            <wp:cNvGraphicFramePr>
+              <a:graphicFrameLocks xmlns:a="http://schemas.openxmlformats.org/drawingml/2006/main" noChangeAspect="1"/>
+            </wp:cNvGraphicFramePr>
+            <a:graphic xmlns:a="http://schemas.openxmlformats.org/drawingml/2006/main">
+              <a:graphicData uri="http://schemas.openxmlformats.org/drawingml/2006/picture">
+                <pic:pic xmlns:pic="http://schemas.openxmlformats.org/drawingml/2006/picture">
+                  <pic:nvPicPr>
+                    <pic:cNvPr id="0" name="" descr=""/>
+                    <pic:cNvPicPr>
+                      <a:picLocks noChangeAspect="1" noChangeArrowheads="1"/>
+                    </pic:cNvPicPr>
+                  </pic:nvPicPr>
+                  <pic:blipFill>
+                    <a:blip r:embed="rId18" cstate="none"/>
+                    <a:srcRect/>
+                    <a:stretch>
+                      <a:fillRect/>
+                    </a:stretch>
+                  </pic:blipFill>
+                  <pic:spPr bwMode="auto">
+                    <a:xfrm>
+                      <a:off x="0" y="0"/>
+                      <a:ext cx="4810125" cy="6800850"/>
+                    </a:xfrm>
+                    <a:prstGeom prst="rect">
+                      <a:avLst/>
+                    </a:prstGeom>
+                  </pic:spPr>
+                </pic:pic>
+              </a:graphicData>
+            </a:graphic>
+          </wp:inline>
+        </w:drawing>
+      </w:r>
+    </w:p>
+    <w:p>
+      <w:pPr>
+        <w:spacing w:after="60"/>
+        <w:jc w:val="center"/>
+      </w:pPr>
+      <w:r>
+        <w:drawing>
+          <wp:inline distT="0" distB="0" distL="0" distR="0">
+            <wp:extent cx="4810125" cy="6800850"/>
+            <wp:effectExtent t="0" r="0" b="0" l="0"/>
+            <wp:docPr id="1" name="" descr="" title=""/>
+            <wp:cNvGraphicFramePr>
+              <a:graphicFrameLocks xmlns:a="http://schemas.openxmlformats.org/drawingml/2006/main" noChangeAspect="1"/>
+            </wp:cNvGraphicFramePr>
+            <a:graphic xmlns:a="http://schemas.openxmlformats.org/drawingml/2006/main">
+              <a:graphicData uri="http://schemas.openxmlformats.org/drawingml/2006/picture">
+                <pic:pic xmlns:pic="http://schemas.openxmlformats.org/drawingml/2006/picture">
+                  <pic:nvPicPr>
+                    <pic:cNvPr id="0" name="" descr=""/>
+                    <pic:cNvPicPr>
+                      <a:picLocks noChangeAspect="1" noChangeArrowheads="1"/>
+                    </pic:cNvPicPr>
+                  </pic:nvPicPr>
+                  <pic:blipFill>
+                    <a:blip r:embed="rId19" cstate="none"/>
+                    <a:srcRect/>
+                    <a:stretch>
+                      <a:fillRect/>
+                    </a:stretch>
+                  </pic:blipFill>
+                  <pic:spPr bwMode="auto">
+                    <a:xfrm>
+                      <a:off x="0" y="0"/>
+                      <a:ext cx="4810125" cy="6800850"/>
+                    </a:xfrm>
+                    <a:prstGeom prst="rect">
+                      <a:avLst/>
+                    </a:prstGeom>
+                  </pic:spPr>
+                </pic:pic>
+              </a:graphicData>
+            </a:graphic>
+          </wp:inline>
+        </w:drawing>
+      </w:r>
+    </w:p>
+    <w:p>
+      <w:pPr>
+        <w:spacing w:after="60"/>
+        <w:jc w:val="center"/>
+      </w:pPr>
+      <w:r>
+        <w:drawing>
+          <wp:inline distT="0" distB="0" distL="0" distR="0">
+            <wp:extent cx="4810125" cy="6800850"/>
+            <wp:effectExtent t="0" r="0" b="0" l="0"/>
+            <wp:docPr id="1" name="" descr="" title=""/>
+            <wp:cNvGraphicFramePr>
+              <a:graphicFrameLocks xmlns:a="http://schemas.openxmlformats.org/drawingml/2006/main" noChangeAspect="1"/>
+            </wp:cNvGraphicFramePr>
+            <a:graphic xmlns:a="http://schemas.openxmlformats.org/drawingml/2006/main">
+              <a:graphicData uri="http://schemas.openxmlformats.org/drawingml/2006/picture">
+                <pic:pic xmlns:pic="http://schemas.openxmlformats.org/drawingml/2006/picture">
+                  <pic:nvPicPr>
+                    <pic:cNvPr id="0" name="" descr=""/>
+                    <pic:cNvPicPr>
+                      <a:picLocks noChangeAspect="1" noChangeArrowheads="1"/>
+                    </pic:cNvPicPr>
+                  </pic:nvPicPr>
+                  <pic:blipFill>
+                    <a:blip r:embed="rId20" cstate="none"/>
                     <a:srcRect/>
                     <a:stretch>
                       <a:fillRect/>

--- a/seminar-papers/עבודה מסכמת - קריאה וכתיבה אקדמית ב - ליני.docx
+++ b/seminar-papers/עבודה מסכמת - קריאה וכתיבה אקדמית ב - ליני.docx
@@ -4,718 +4,13 @@
   <w:body>
     <w:p>
       <w:pPr>
-        <w:bidi/>
-        <w:spacing w:after="60" w:before="0" w:line="360" w:lineRule="auto"/>
-        <w:jc w:val="center"/>
-      </w:pPr>
-      <w:r>
-        <w:rPr>
-          <w:rFonts w:ascii="Times New Roman" w:cs="David" w:eastAsia="David" w:hAnsi="Times New Roman"/>
-          <w:b/>
-          <w:bCs/>
-          <w:i w:val="false"/>
-          <w:sz w:val="30"/>
-          <w:szCs w:val="30"/>
-          <w:rtl/>
-        </w:rPr>
-        <w:t xml:space="preserve">המסלול האקדמי המכללה למינהל</w:t>
-      </w:r>
-    </w:p>
-    <w:p>
-      <w:pPr>
-        <w:bidi/>
-        <w:spacing w:after="480" w:before="0" w:line="360" w:lineRule="auto"/>
-        <w:jc w:val="center"/>
-      </w:pPr>
-      <w:r>
-        <w:rPr>
-          <w:rFonts w:ascii="Times New Roman" w:cs="David" w:eastAsia="David" w:hAnsi="Times New Roman"/>
-          <w:b/>
-          <w:bCs/>
-          <w:i w:val="false"/>
-          <w:sz w:val="28"/>
-          <w:szCs w:val="28"/>
-          <w:rtl/>
-        </w:rPr>
-        <w:t xml:space="preserve">בית הספר לתקשורת</w:t>
-      </w:r>
-    </w:p>
-    <w:p>
-      <w:pPr>
-        <w:bidi/>
-        <w:spacing w:after="60" w:before="0" w:line="360" w:lineRule="auto"/>
-        <w:jc w:val="center"/>
-      </w:pPr>
-      <w:r>
-        <w:rPr>
-          <w:rFonts w:ascii="Times New Roman" w:cs="David" w:eastAsia="David" w:hAnsi="Times New Roman"/>
-          <w:b w:val="false"/>
-          <w:i w:val="false"/>
-          <w:sz w:val="26"/>
-          <w:szCs w:val="26"/>
-          <w:rtl/>
-        </w:rPr>
-        <w:t xml:space="preserve">עבודה מסכמת בקורס:</w:t>
-      </w:r>
-    </w:p>
-    <w:p>
-      <w:pPr>
-        <w:bidi/>
-        <w:spacing w:after="60" w:before="0" w:line="360" w:lineRule="auto"/>
-        <w:jc w:val="center"/>
-      </w:pPr>
-      <w:r>
-        <w:rPr>
-          <w:rFonts w:ascii="Times New Roman" w:cs="David" w:eastAsia="David" w:hAnsi="Times New Roman"/>
-          <w:b/>
-          <w:bCs/>
-          <w:i w:val="false"/>
-          <w:sz w:val="28"/>
-          <w:szCs w:val="28"/>
-          <w:rtl/>
-        </w:rPr>
-        <w:t xml:space="preserve">קריאה וכתיבה אקדמית ב'</w:t>
-      </w:r>
-    </w:p>
-    <w:p>
-      <w:pPr>
-        <w:bidi/>
-        <w:spacing w:after="300" w:before="0" w:line="360" w:lineRule="auto"/>
-        <w:jc w:val="center"/>
-      </w:pPr>
-      <w:r>
-        <w:rPr>
-          <w:rFonts w:ascii="Times New Roman" w:cs="David" w:eastAsia="David" w:hAnsi="Times New Roman"/>
-          <w:b w:val="false"/>
-          <w:i w:val="false"/>
-          <w:sz w:val="24"/>
-          <w:szCs w:val="24"/>
-          <w:rtl/>
-        </w:rPr>
-        <w:t xml:space="preserve">קוד קורס: 411042, סמסטר ב', תשפ"ו</w:t>
-      </w:r>
-    </w:p>
-    <w:p>
-      <w:pPr>
-        <w:bidi/>
-        <w:spacing w:after="360" w:before="0" w:line="360" w:lineRule="auto"/>
-        <w:jc w:val="center"/>
-      </w:pPr>
-      <w:r>
-        <w:rPr>
-          <w:rFonts w:ascii="Times New Roman" w:cs="David" w:eastAsia="David" w:hAnsi="Times New Roman"/>
-          <w:b/>
-          <w:bCs/>
-          <w:i w:val="false"/>
-          <w:sz w:val="32"/>
-          <w:szCs w:val="32"/>
-          <w:rtl/>
-        </w:rPr>
-        <w:t xml:space="preserve">תשתית לראש פרק בסקירת הספרות של עבודת הסמינריון</w:t>
-      </w:r>
-    </w:p>
-    <w:p>
-      <w:pPr>
-        <w:bidi/>
-        <w:spacing w:after="60" w:before="0" w:line="360" w:lineRule="auto"/>
-        <w:jc w:val="center"/>
-      </w:pPr>
-      <w:r>
-        <w:rPr>
-          <w:rFonts w:ascii="Times New Roman" w:cs="David" w:eastAsia="David" w:hAnsi="Times New Roman"/>
-          <w:b w:val="false"/>
-          <w:i w:val="false"/>
-          <w:sz w:val="26"/>
-          <w:szCs w:val="26"/>
-          <w:rtl/>
-        </w:rPr>
-        <w:t xml:space="preserve">מרצה: ______________</w:t>
-      </w:r>
-    </w:p>
-    <w:p>
-      <w:pPr>
-        <w:bidi/>
-        <w:spacing w:after="60" w:before="0" w:line="360" w:lineRule="auto"/>
-        <w:jc w:val="center"/>
-      </w:pPr>
-      <w:r>
-        <w:rPr>
-          <w:rFonts w:ascii="Times New Roman" w:cs="David" w:eastAsia="David" w:hAnsi="Times New Roman"/>
-          <w:b/>
-          <w:bCs/>
-          <w:i w:val="false"/>
-          <w:sz w:val="26"/>
-          <w:szCs w:val="26"/>
-          <w:rtl/>
-        </w:rPr>
-        <w:t xml:space="preserve">מגישה: ליני ______________</w:t>
-      </w:r>
-    </w:p>
-    <w:p>
-      <w:pPr>
-        <w:bidi/>
-        <w:spacing w:after="480" w:before="0" w:line="360" w:lineRule="auto"/>
-        <w:jc w:val="center"/>
-      </w:pPr>
-      <w:r>
-        <w:rPr>
-          <w:rFonts w:ascii="Times New Roman" w:cs="David" w:eastAsia="David" w:hAnsi="Times New Roman"/>
-          <w:b w:val="false"/>
-          <w:i w:val="false"/>
-          <w:sz w:val="26"/>
-          <w:szCs w:val="26"/>
-          <w:rtl/>
-        </w:rPr>
-        <w:t xml:space="preserve">ת"ז: ______________</w:t>
-      </w:r>
-    </w:p>
-    <w:p>
-      <w:pPr>
-        <w:bidi/>
-        <w:spacing w:after="0" w:before="0" w:line="360" w:lineRule="auto"/>
-        <w:jc w:val="center"/>
-      </w:pPr>
-      <w:r>
-        <w:rPr>
-          <w:rFonts w:ascii="Times New Roman" w:cs="David" w:eastAsia="David" w:hAnsi="Times New Roman"/>
-          <w:b w:val="false"/>
-          <w:i w:val="false"/>
-          <w:sz w:val="26"/>
-          <w:szCs w:val="26"/>
-          <w:rtl/>
-        </w:rPr>
-        <w:t xml:space="preserve">אב תשפ"ו, אוגוסט 2026</w:t>
-      </w:r>
-    </w:p>
-    <w:p>
-      <w:pPr>
-        <w:pageBreakBefore/>
-        <w:bidi/>
-        <w:spacing w:after="240" w:line="360" w:lineRule="auto"/>
-        <w:jc w:val="start"/>
-      </w:pPr>
-      <w:r>
-        <w:rPr>
-          <w:rFonts w:ascii="Times New Roman" w:cs="David" w:eastAsia="David" w:hAnsi="Times New Roman"/>
-          <w:b/>
-          <w:bCs/>
-          <w:i w:val="false"/>
-          <w:sz w:val="32"/>
-          <w:szCs w:val="32"/>
-          <w:rtl/>
-        </w:rPr>
-        <w:t xml:space="preserve">1. נושא העבודה ושאלת המחקר</w:t>
-      </w:r>
-    </w:p>
-    <w:p>
-      <w:pPr>
-        <w:bidi/>
-        <w:spacing w:after="120" w:line="360" w:lineRule="auto"/>
-        <w:jc w:val="both"/>
-      </w:pPr>
-      <w:r>
-        <w:rPr>
-          <w:rFonts w:ascii="Times New Roman" w:cs="David" w:eastAsia="David" w:hAnsi="Times New Roman"/>
-          <w:b w:val="false"/>
-          <w:i w:val="false"/>
-          <w:sz w:val="24"/>
-          <w:szCs w:val="24"/>
-          <w:rtl/>
-        </w:rPr>
-        <w:t xml:space="preserve">עבודת הסמינריון שלי בקורס "המשפט כתרבות פופולרית", כפי שאושרה על ידי מרצה הסמינריון, עוסקת בניתוח אוטואתנוגרפי של תביעת עבודה, ובוחנת את המרחק שבין הדימוי התרבותי של עשיית צדק לבין חוויית ההליך בפועל, על הסחבת שבו ועל שלב הגבייה שאחריו. שאלת המחקר: כיצד משתקף הפער בין הבניית "עשיית הצדק" בתרבות הפופולרית לבין מציאות הגבייה ויחסי הכוח בתביעות עבודה? ניתוח מקרה בוחן אישי.</w:t>
-      </w:r>
-    </w:p>
-    <w:p>
-      <w:pPr>
-        <w:bidi/>
-        <w:spacing w:after="240" w:line="360" w:lineRule="auto"/>
-        <w:jc w:val="start"/>
-      </w:pPr>
-      <w:r>
-        <w:rPr>
-          <w:rFonts w:ascii="Times New Roman" w:cs="David" w:eastAsia="David" w:hAnsi="Times New Roman"/>
-          <w:b/>
-          <w:bCs/>
-          <w:i w:val="false"/>
-          <w:sz w:val="32"/>
-          <w:szCs w:val="32"/>
-          <w:rtl/>
-        </w:rPr>
-        <w:t xml:space="preserve">2. שלושת הפריטים האקדמיים ואופן איתורם</w:t>
-      </w:r>
-    </w:p>
-    <w:p>
-      <w:pPr>
-        <w:bidi/>
-        <w:spacing w:after="120" w:line="360" w:lineRule="auto"/>
-        <w:jc w:val="both"/>
-      </w:pPr>
-      <w:r>
-        <w:rPr>
-          <w:rFonts w:ascii="Times New Roman" w:cs="David" w:eastAsia="David" w:hAnsi="Times New Roman"/>
-          <w:b w:val="false"/>
-          <w:i w:val="false"/>
-          <w:sz w:val="24"/>
-          <w:szCs w:val="24"/>
-          <w:rtl/>
-        </w:rPr>
-        <w:t xml:space="preserve">(Chua &amp; Engel, 2019) - מאמר אקדמי מכתב עת. אותר במנוע החיפוש Google Scholar באמצעות מילות החיפוש והאופרטורים: "legal consciousness" AND review AND mobilization. קישור לטקסט המלא:</w:t>
-      </w:r>
-    </w:p>
-    <w:p>
-      <w:pPr>
-        <w:bidi w:val="false"/>
-        <w:spacing w:after="120" w:line="360" w:lineRule="auto"/>
-        <w:ind w:left="709"/>
-        <w:jc w:val="left"/>
-      </w:pPr>
-      <w:hyperlink w:history="1" r:id="rIdx1hvp84y3axmrxuvadntf">
-        <w:r>
-          <w:rPr>
-            <w:rStyle w:val="Hyperlink"/>
-            <w:rFonts w:ascii="Times New Roman" w:cs="Times New Roman" w:eastAsia="Times New Roman" w:hAnsi="Times New Roman"/>
-            <w:sz w:val="22"/>
-            <w:szCs w:val="22"/>
-          </w:rPr>
-          <w:t xml:space="preserve">https://digitalcommons.law.buffalo.edu/journal_articles/966/</w:t>
-        </w:r>
-      </w:hyperlink>
-    </w:p>
-    <w:p>
-      <w:pPr>
-        <w:bidi/>
-        <w:spacing w:after="120" w:line="360" w:lineRule="auto"/>
-        <w:jc w:val="both"/>
-      </w:pPr>
-      <w:r>
-        <w:rPr>
-          <w:rFonts w:ascii="Times New Roman" w:cs="David" w:eastAsia="David" w:hAnsi="Times New Roman"/>
-          <w:b w:val="false"/>
-          <w:i w:val="false"/>
-          <w:sz w:val="24"/>
-          <w:szCs w:val="24"/>
-          <w:rtl/>
-        </w:rPr>
-        <w:t xml:space="preserve">(פלג, 2022) - מאמר אקדמי מכתב עת. אותר בכתב העת הפתוח "מסגרות מדיה" באמצעות מילות החיפוש: עיתונאי המשפט AND בתי המשפט. קישור לטקסט המלא:</w:t>
-      </w:r>
-    </w:p>
-    <w:p>
-      <w:pPr>
-        <w:bidi w:val="false"/>
-        <w:spacing w:after="120" w:line="360" w:lineRule="auto"/>
-        <w:ind w:left="709"/>
-        <w:jc w:val="left"/>
-      </w:pPr>
-      <w:hyperlink w:history="1" r:id="rId5mve5e0f-dhdz7-etnfkh">
-        <w:r>
-          <w:rPr>
-            <w:rStyle w:val="Hyperlink"/>
-            <w:rFonts w:ascii="Times New Roman" w:cs="Times New Roman" w:eastAsia="Times New Roman" w:hAnsi="Times New Roman"/>
-            <w:sz w:val="22"/>
-            <w:szCs w:val="22"/>
-          </w:rPr>
-          <w:t xml:space="preserve">https://mediaframes.sapir.ac.il/wp-content/uploads/2022/02/Journalist.pdf</w:t>
-        </w:r>
-      </w:hyperlink>
-    </w:p>
-    <w:p>
-      <w:pPr>
-        <w:bidi/>
-        <w:spacing w:after="120" w:line="360" w:lineRule="auto"/>
-        <w:jc w:val="both"/>
-      </w:pPr>
-      <w:r>
-        <w:rPr>
-          <w:rFonts w:ascii="Times New Roman" w:cs="David" w:eastAsia="David" w:hAnsi="Times New Roman"/>
-          <w:b w:val="false"/>
-          <w:i w:val="false"/>
-          <w:sz w:val="24"/>
-          <w:szCs w:val="24"/>
-          <w:rtl/>
-        </w:rPr>
-        <w:t xml:space="preserve">(נדיב, 2023) - מאמר אקדמי מכתב עת. אותר במדור כתבי העת של המאגר המשפטי נבו, בכתב העת "משפט ועסקים", באמצעות מילות החיפוש: עומס שיפוטי AND בתי המשפט. קישור לטקסט המלא:</w:t>
-      </w:r>
-    </w:p>
-    <w:p>
-      <w:pPr>
-        <w:bidi w:val="false"/>
-        <w:spacing w:after="120" w:line="360" w:lineRule="auto"/>
-        <w:ind w:left="709"/>
-        <w:jc w:val="left"/>
-      </w:pPr>
-      <w:hyperlink w:history="1" r:id="rId7m3b5mxeqh2e9j8-jzvsi">
-        <w:r>
-          <w:rPr>
-            <w:rStyle w:val="Hyperlink"/>
-            <w:rFonts w:ascii="Times New Roman" w:cs="Times New Roman" w:eastAsia="Times New Roman" w:hAnsi="Times New Roman"/>
-            <w:sz w:val="22"/>
-            <w:szCs w:val="22"/>
-          </w:rPr>
-          <w:t xml:space="preserve">https://www.runi.ac.il/media/jikgidv4/nadiv.pdf</w:t>
-        </w:r>
-      </w:hyperlink>
-    </w:p>
-    <w:p>
-      <w:pPr>
-        <w:bidi/>
-        <w:spacing w:after="240" w:line="360" w:lineRule="auto"/>
-        <w:jc w:val="start"/>
-      </w:pPr>
-      <w:r>
-        <w:rPr>
-          <w:rFonts w:ascii="Times New Roman" w:cs="David" w:eastAsia="David" w:hAnsi="Times New Roman"/>
-          <w:b/>
-          <w:bCs/>
-          <w:i w:val="false"/>
-          <w:sz w:val="32"/>
-          <w:szCs w:val="32"/>
-          <w:rtl/>
-        </w:rPr>
-        <w:t xml:space="preserve">3. ראש הפרק: הסחבת המשפטית: בין הזמן התרבותי לזמן המוסדי</w:t>
-      </w:r>
-    </w:p>
-    <w:p>
-      <w:pPr>
-        <w:bidi/>
-        <w:spacing w:after="120" w:line="360" w:lineRule="auto"/>
-        <w:jc w:val="both"/>
-      </w:pPr>
-      <w:r>
-        <w:rPr>
-          <w:rFonts w:ascii="Times New Roman" w:cs="David" w:eastAsia="David" w:hAnsi="Times New Roman"/>
-          <w:b w:val="false"/>
-          <w:i w:val="false"/>
-          <w:sz w:val="24"/>
-          <w:szCs w:val="24"/>
-          <w:rtl/>
-        </w:rPr>
-        <w:t xml:space="preserve">ראש פרק זה, החותם את סקירת הספרות של עבודת הסמינריון, עוסק במימד הזמן של ההליך המשפטי ובפער שבין ייצוגו התרבותי לבין התמשכותו בפועל. התרבות הפופולרית מרגילה את צרכניה למשפט שנפתח ונסגר במהירות של פרק טלוויזיה, ואילו ההליך הממשי, ובוודאי בתביעות עבודה, נמדד בחודשים ארוכים ולעיתים בשנים. ההמתנה הזאת אינה שוות ערך עבור שני הצדדים: יש מי שיכול להרשות לעצמו לחכות בנוחות, ויש מי שכל חודש נוסף שוחק את כיסו, את ראיותיו ואת כוחותיו הנפשיים. הטענה המרכזית של ראש הפרק היא שהפער בין הזמן התרבותי לזמן המוסדי אינו עניין אסתטי בלבד, אלא פער רב השלכות המעצב ציפיות, החלטות ויחסי כוח בין בעלי הדין. מי שלמד מן המסך שצדק מגיע מהר, חווה את ההמתנה הממשית לא כמהלכו הרגיל של הליך תקין אלא כהפרה של ההבטחה המשפטית עצמה. לביסוס הטענה נשען הפרק על שלושה מקורות מן העשור האחרון: סקירה עדכנית של מחקר התודעה המשפטית, מחקר ישראלי על עיתונות המשפט בעידן המקוון, ומחקר אמפירי ישראלי על העומס השיפוטי ועל דרכי צמצומו. שילובם יאפשר לבחון את הזמן המשפטי כזירה שנפגשים בה תרבות, מוסדות וכוח, ולהכין את הקרקע למענה על שאלת המחקר.</w:t>
-      </w:r>
-    </w:p>
-    <w:p>
-      <w:pPr>
-        <w:bidi/>
-        <w:spacing w:after="120" w:line="360" w:lineRule="auto"/>
-        <w:jc w:val="both"/>
-      </w:pPr>
-      <w:r>
-        <w:rPr>
-          <w:rFonts w:ascii="Times New Roman" w:cs="David" w:eastAsia="David" w:hAnsi="Times New Roman"/>
-          <w:b w:val="false"/>
-          <w:i w:val="false"/>
-          <w:sz w:val="24"/>
-          <w:szCs w:val="24"/>
-          <w:rtl/>
-        </w:rPr>
-        <w:t xml:space="preserve">צ'ואה ואנגל (Chua &amp; Engel, 2019) סוקרים את מחקר התודעה המשפטית, התחום הבוחן כיצד אנשים רגילים תופסים את החוק וכיצד הם מחליטים אם לפנות אליו. הסקירה ממפה שלוש אסכולות מחקר, העוסקות בזהות, בהגמוניה ובגיוס המשפט, וכולן יוצאות מהנחה משותפת: היחס אל המשפט אינו נקבע רק על ידי תוכן הדין, אלא על ידי אמונות, רגשות וציפיות שנרכשים בחיי היומיום ובתרבות. ממצא מרכזי בספרות המסוקרת הוא שרוב הנפגעים כלל אינם מגייסים את המשפט, בין השאר משום שההליך נתפס כיקר, כמתיש וכארוך. הזמן הצפוי של ההליך פועל אפוא כמחסום עוד לפני שההליך התחיל, והחוויה בתוכו מעצבת מחדש את התודעה כלפי המערכת. חשובה לענייננו גם התובנה שהתודעה המשפטית אינה עמדה קבועה אלא תהליך, שמשתנה ככל שהאדם מתקדם בהליך ופוגש את פערי הזמן והכוח שבו. ההמתנה, במילים אחרות, אינה רק חוויה של מי שתבע, אלא שיקול מכריע עבור מי ששוקל לתבוע.</w:t>
-      </w:r>
-    </w:p>
-    <w:p>
-      <w:pPr>
-        <w:bidi/>
-        <w:spacing w:after="120" w:line="360" w:lineRule="auto"/>
-        <w:jc w:val="both"/>
-      </w:pPr>
-      <w:r>
-        <w:rPr>
-          <w:rFonts w:ascii="Times New Roman" w:cs="David" w:eastAsia="David" w:hAnsi="Times New Roman"/>
-          <w:b w:val="false"/>
-          <w:i w:val="false"/>
-          <w:sz w:val="24"/>
-          <w:szCs w:val="24"/>
-          <w:rtl/>
-        </w:rPr>
-        <w:t xml:space="preserve">שני המקורות הנוספים, שניהם מן ההקשר הישראלי, ממקמים את התודעה הזאת בין שני קטבים: התיווך התקשורתי והמציאות המוסדית. פלג (2022) ראיינה את עיתונאי המשפט המובילים בישראל ומצאה שבעידן המקוון נשחקות סמכותם ויכולתם לסקר את ההליך המשפטי לעומק, והסיקור נעשה מהיר, תחרותי ומרוכז ברגעי שיא. התוצאה היא שהציבור פוגש מערכת איטית ומורכבת דרך תיווך שהולך ומתקצר, וכך מעמיק הפער בין הזמן המשפטי הממשי לבין הזמן התקשורתי שבו הוא מסופר. נדיב (2023) מציגה את הצד המוסדי במחקר אמפירי על בתי המשפט בישראל, שבו העומס השיפוטי מתואר כבעיה מבנית המאריכה הליכים, וההתמקצעות השיפוטית נבחנת ככלי אפשרי לקיצורם. מהשוואת המקורות עולה סימטריה מעניינת: התקשורת מקצרת את הסיפור, והמערכת מחפשת דרכים לקצר את ההליך, ושתיהן מגיבות לאותה מצוקה. אלא שכל עוד הקיצור התקשורתי מקדים את הקיצור המוסדי, הצרכן התרבותי ממשיך לקבל סיפורים מהירים על מערכת איטית. הפער בין שני הזמנים הוא בדיוק המרחב שבו חי בעל הדין הממתין.</w:t>
-      </w:r>
-    </w:p>
-    <w:p>
-      <w:pPr>
-        <w:bidi/>
-        <w:spacing w:after="120" w:line="360" w:lineRule="auto"/>
-        <w:jc w:val="both"/>
-      </w:pPr>
-      <w:r>
-        <w:rPr>
-          <w:rFonts w:ascii="Times New Roman" w:cs="David" w:eastAsia="David" w:hAnsi="Times New Roman"/>
-          <w:b w:val="false"/>
-          <w:i w:val="false"/>
-          <w:sz w:val="24"/>
-          <w:szCs w:val="24"/>
-          <w:rtl/>
-        </w:rPr>
-        <w:t xml:space="preserve">השורה התחתונה של ראש הפרק היא שהזמן המשפטי מחלק כוח: הוא מרתיע תובעים פוטנציאליים מראש, שוחק את מי שבכל זאת תבע, ומשרת בשיטתיות את הצד שיכול להמתין. התרבות הפופולרית, המציגה צדק מיידי ומספק, מסתירה את המנגנון הזה מעיני צרכניה ומשאירה אותם לא מוכנים למפגש עימו. המחקר המוסדי, מנגד, מלמד שההתמשכות ניתנת למדידה, להשוואה ולשינוי, ולכן היא עניין של מדיניות ולא גזירת גורל. כך נחשף פער שיטתי בין הציפייה שההליך מייצר לבין החוויה שהוא מספק, פער שכל מתדיין מגלה לבדו וברגע הפגיע ביותר. ראש פרק זה חותם את סקירת הספרות, ולכן הוא מוביל ישירות אל שאלת המחקר של העבודה: כיצד משתקף הפער בין הבניית "עשיית הצדק" בתרבות הפופולרית לבין מציאות הגבייה ויחסי הכוח בתביעות עבודה? הכלים שנפרשו בשלושת ראשי הפרקים ישמשו לענות עליה באמצעות ניתוח מקרה הבוחן האישי.</w:t>
-      </w:r>
-    </w:p>
-    <w:p>
-      <w:pPr>
-        <w:pageBreakBefore/>
-        <w:bidi/>
-        <w:spacing w:after="240" w:line="360" w:lineRule="auto"/>
-        <w:jc w:val="start"/>
-      </w:pPr>
-      <w:r>
-        <w:rPr>
-          <w:rFonts w:ascii="Times New Roman" w:cs="David" w:eastAsia="David" w:hAnsi="Times New Roman"/>
-          <w:b/>
-          <w:bCs/>
-          <w:i w:val="false"/>
-          <w:sz w:val="32"/>
-          <w:szCs w:val="32"/>
-          <w:rtl/>
-        </w:rPr>
-        <w:t xml:space="preserve">רשימת מקורות</w:t>
-      </w:r>
-    </w:p>
-    <w:p>
-      <w:pPr>
-        <w:bidi/>
-        <w:spacing w:after="180" w:line="360" w:lineRule="auto"/>
-        <w:ind w:left="709" w:hanging="709"/>
-        <w:jc w:val="start"/>
-      </w:pPr>
-      <w:r>
-        <w:rPr>
-          <w:rFonts w:ascii="Times New Roman" w:cs="David" w:eastAsia="David" w:hAnsi="Times New Roman"/>
-          <w:b w:val="false"/>
-          <w:i w:val="false"/>
-          <w:sz w:val="24"/>
-          <w:szCs w:val="24"/>
-          <w:rtl/>
-        </w:rPr>
-        <w:t xml:space="preserve">נדיב, נ' (2023). האם התמקצעות שיפוטית חשובה? התמקצעות ועומס בבתי המשפט המחוזיים. </w:t>
-      </w:r>
-      <w:r>
-        <w:rPr>
-          <w:rFonts w:ascii="Times New Roman" w:cs="David" w:eastAsia="David" w:hAnsi="Times New Roman"/>
-          <w:b w:val="false"/>
-          <w:i/>
-          <w:iCs/>
-          <w:sz w:val="24"/>
-          <w:szCs w:val="24"/>
-          <w:rtl/>
-        </w:rPr>
-        <w:t xml:space="preserve">משפט ועסקים, כז</w:t>
-      </w:r>
-      <w:r>
-        <w:rPr>
-          <w:rFonts w:ascii="Times New Roman" w:cs="David" w:eastAsia="David" w:hAnsi="Times New Roman"/>
-          <w:b w:val="false"/>
-          <w:i w:val="false"/>
-          <w:sz w:val="24"/>
-          <w:szCs w:val="24"/>
-          <w:rtl/>
-        </w:rPr>
-        <w:t xml:space="preserve">, 87. זמין במאגר המשפטי נבו.</w:t>
-      </w:r>
-    </w:p>
-    <w:p>
-      <w:pPr>
-        <w:bidi w:val="false"/>
-        <w:spacing w:after="180" w:line="360" w:lineRule="auto"/>
-        <w:ind w:left="709"/>
-        <w:jc w:val="left"/>
-      </w:pPr>
-      <w:hyperlink w:history="1" r:id="rIdjwulv86z-lw_tjemxam1s">
-        <w:r>
-          <w:rPr>
-            <w:rStyle w:val="Hyperlink"/>
-            <w:rFonts w:ascii="Times New Roman" w:cs="Times New Roman" w:eastAsia="Times New Roman" w:hAnsi="Times New Roman"/>
-            <w:sz w:val="22"/>
-            <w:szCs w:val="22"/>
-          </w:rPr>
-          <w:t xml:space="preserve">https://www.runi.ac.il/media/jikgidv4/nadiv.pdf</w:t>
-        </w:r>
-      </w:hyperlink>
-    </w:p>
-    <w:p>
-      <w:pPr>
-        <w:bidi/>
-        <w:spacing w:after="180" w:line="360" w:lineRule="auto"/>
-        <w:ind w:left="709" w:hanging="709"/>
-        <w:jc w:val="start"/>
-      </w:pPr>
-      <w:r>
-        <w:rPr>
-          <w:rFonts w:ascii="Times New Roman" w:cs="David" w:eastAsia="David" w:hAnsi="Times New Roman"/>
-          <w:b w:val="false"/>
-          <w:i w:val="false"/>
-          <w:sz w:val="24"/>
-          <w:szCs w:val="24"/>
-          <w:rtl/>
-        </w:rPr>
-        <w:t xml:space="preserve">פלג, ע' (2022). המלכוד של עיתונאי המשפט בישראל בעידן המקוון. </w:t>
-      </w:r>
-      <w:r>
-        <w:rPr>
-          <w:rFonts w:ascii="Times New Roman" w:cs="David" w:eastAsia="David" w:hAnsi="Times New Roman"/>
-          <w:b w:val="false"/>
-          <w:i/>
-          <w:iCs/>
-          <w:sz w:val="24"/>
-          <w:szCs w:val="24"/>
-          <w:rtl/>
-        </w:rPr>
-        <w:t xml:space="preserve">מסגרות מדיה, 21</w:t>
-      </w:r>
-      <w:r>
-        <w:rPr>
-          <w:rFonts w:ascii="Times New Roman" w:cs="David" w:eastAsia="David" w:hAnsi="Times New Roman"/>
-          <w:b w:val="false"/>
-          <w:i w:val="false"/>
-          <w:sz w:val="24"/>
-          <w:szCs w:val="24"/>
-          <w:rtl/>
-        </w:rPr>
-        <w:t xml:space="preserve">, 68-99.</w:t>
-      </w:r>
-    </w:p>
-    <w:p>
-      <w:pPr>
-        <w:bidi w:val="false"/>
-        <w:spacing w:after="180" w:line="360" w:lineRule="auto"/>
-        <w:ind w:left="709"/>
-        <w:jc w:val="left"/>
-      </w:pPr>
-      <w:hyperlink w:history="1" r:id="rId-aydhceimkvut1r_onafw">
-        <w:r>
-          <w:rPr>
-            <w:rStyle w:val="Hyperlink"/>
-            <w:rFonts w:ascii="Times New Roman" w:cs="Times New Roman" w:eastAsia="Times New Roman" w:hAnsi="Times New Roman"/>
-            <w:sz w:val="22"/>
-            <w:szCs w:val="22"/>
-          </w:rPr>
-          <w:t xml:space="preserve">https://mediaframes.sapir.ac.il/wp-content/uploads/2022/02/Journalist.pdf</w:t>
-        </w:r>
-      </w:hyperlink>
-    </w:p>
-    <w:p>
-      <w:pPr>
-        <w:bidi w:val="false"/>
-        <w:spacing w:after="180" w:line="360" w:lineRule="auto"/>
-        <w:ind w:left="709" w:hanging="709"/>
-        <w:jc w:val="left"/>
-      </w:pPr>
-      <w:r>
-        <w:rPr>
-          <w:rFonts w:ascii="Times New Roman" w:cs="Times New Roman" w:eastAsia="Times New Roman" w:hAnsi="Times New Roman"/>
-          <w:b w:val="false"/>
-          <w:i w:val="false"/>
-          <w:sz w:val="24"/>
-          <w:szCs w:val="24"/>
-          <w:rtl w:val="false"/>
-        </w:rPr>
-        <w:t xml:space="preserve">Chua, L. J., &amp; Engel, D. M. (2019). Legal consciousness reconsidered. </w:t>
-      </w:r>
-      <w:r>
-        <w:rPr>
-          <w:rFonts w:ascii="Times New Roman" w:cs="Times New Roman" w:eastAsia="Times New Roman" w:hAnsi="Times New Roman"/>
-          <w:b w:val="false"/>
-          <w:i/>
-          <w:iCs/>
-          <w:sz w:val="24"/>
-          <w:szCs w:val="24"/>
-          <w:rtl w:val="false"/>
-        </w:rPr>
-        <w:t xml:space="preserve">Annual Review of Law and Social Science, 15</w:t>
-      </w:r>
-      <w:r>
-        <w:rPr>
-          <w:rFonts w:ascii="Times New Roman" w:cs="Times New Roman" w:eastAsia="Times New Roman" w:hAnsi="Times New Roman"/>
-          <w:b w:val="false"/>
-          <w:i w:val="false"/>
-          <w:sz w:val="24"/>
-          <w:szCs w:val="24"/>
-          <w:rtl w:val="false"/>
-        </w:rPr>
-        <w:t xml:space="preserve">, 335-353.</w:t>
-      </w:r>
-    </w:p>
-    <w:p>
-      <w:pPr>
-        <w:bidi w:val="false"/>
-        <w:spacing w:after="180" w:line="360" w:lineRule="auto"/>
-        <w:ind w:left="709"/>
-        <w:jc w:val="left"/>
-      </w:pPr>
-      <w:hyperlink w:history="1" r:id="rIdftrgclx5hb0vcb5siodot">
-        <w:r>
-          <w:rPr>
-            <w:rStyle w:val="Hyperlink"/>
-            <w:rFonts w:ascii="Times New Roman" w:cs="Times New Roman" w:eastAsia="Times New Roman" w:hAnsi="Times New Roman"/>
-            <w:sz w:val="22"/>
-            <w:szCs w:val="22"/>
-          </w:rPr>
-          <w:t xml:space="preserve">https://digitalcommons.law.buffalo.edu/journal_articles/966/</w:t>
-        </w:r>
-      </w:hyperlink>
-    </w:p>
-    <w:p>
-      <w:pPr>
-        <w:pageBreakBefore/>
-        <w:bidi/>
-        <w:spacing w:after="240" w:line="360" w:lineRule="auto"/>
-        <w:jc w:val="start"/>
-      </w:pPr>
-      <w:r>
-        <w:rPr>
-          <w:rFonts w:ascii="Times New Roman" w:cs="David" w:eastAsia="David" w:hAnsi="Times New Roman"/>
-          <w:b/>
-          <w:bCs/>
-          <w:i w:val="false"/>
-          <w:sz w:val="32"/>
-          <w:szCs w:val="32"/>
-          <w:rtl/>
-        </w:rPr>
-        <w:t xml:space="preserve">נספחים</w:t>
-      </w:r>
-    </w:p>
-    <w:p>
-      <w:pPr>
-        <w:bidi/>
-        <w:spacing w:after="120" w:line="360" w:lineRule="auto"/>
-        <w:jc w:val="both"/>
-      </w:pPr>
-      <w:r>
-        <w:rPr>
-          <w:rFonts w:ascii="Times New Roman" w:cs="David" w:eastAsia="David" w:hAnsi="Times New Roman"/>
-          <w:b w:val="false"/>
-          <w:i w:val="false"/>
-          <w:sz w:val="24"/>
-          <w:szCs w:val="24"/>
-          <w:rtl/>
-        </w:rPr>
-        <w:t xml:space="preserve">להלן העמודים המרכזיים מן הפריטים האקדמיים ששימשו לכתיבת ראש הפרק. הפריטים המלאים מצורפים לתיבת ההגשה כנדרש בהנחיות.</w:t>
-      </w:r>
-    </w:p>
-    <w:p>
-      <w:pPr>
-        <w:bidi/>
-        <w:spacing w:after="120" w:line="360" w:lineRule="auto"/>
-        <w:jc w:val="start"/>
-      </w:pPr>
-      <w:r>
-        <w:rPr>
-          <w:rFonts w:ascii="Times New Roman" w:cs="David" w:eastAsia="David" w:hAnsi="Times New Roman"/>
-          <w:b/>
-          <w:bCs/>
-          <w:i w:val="false"/>
-          <w:sz w:val="24"/>
-          <w:szCs w:val="24"/>
-          <w:u w:val="single"/>
-          <w:rtl/>
-        </w:rPr>
-        <w:t xml:space="preserve">נספח א: Chua &amp; Engel (2019), עמ' 335-338 (תקציר, הגדרת התודעה המשפטית ושלוש האסכולות)</w:t>
-      </w:r>
-    </w:p>
-    <w:p>
-      <w:pPr>
-        <w:spacing w:after="60"/>
+        <w:spacing w:after="180"/>
         <w:jc w:val="center"/>
       </w:pPr>
       <w:r>
         <w:drawing>
           <wp:inline distT="0" distB="0" distL="0" distR="0">
-            <wp:extent cx="4810125" cy="6800850"/>
+            <wp:extent cx="1000125" cy="1000125"/>
             <wp:effectExtent t="0" r="0" b="0" l="0"/>
             <wp:docPr id="1" name="" descr="" title=""/>
             <wp:cNvGraphicFramePr>
@@ -740,7 +35,7 @@
                   <pic:spPr bwMode="auto">
                     <a:xfrm>
                       <a:off x="0" y="0"/>
-                      <a:ext cx="4810125" cy="6800850"/>
+                      <a:ext cx="1000125" cy="1000125"/>
                     </a:xfrm>
                     <a:prstGeom prst="rect">
                       <a:avLst/>
@@ -751,6 +46,711 @@
             </a:graphic>
           </wp:inline>
         </w:drawing>
+      </w:r>
+    </w:p>
+    <w:p>
+      <w:pPr>
+        <w:bidi/>
+        <w:spacing w:after="60" w:before="0" w:line="360" w:lineRule="auto"/>
+        <w:jc w:val="center"/>
+      </w:pPr>
+      <w:r>
+        <w:rPr>
+          <w:rFonts w:ascii="Times New Roman" w:cs="David" w:eastAsia="David" w:hAnsi="Times New Roman"/>
+          <w:b/>
+          <w:bCs/>
+          <w:i w:val="false"/>
+          <w:sz w:val="30"/>
+          <w:szCs w:val="30"/>
+          <w:rtl/>
+        </w:rPr>
+        <w:t xml:space="preserve">המסלול האקדמי המכללה למינהל</w:t>
+      </w:r>
+    </w:p>
+    <w:p>
+      <w:pPr>
+        <w:bidi/>
+        <w:spacing w:after="480" w:before="0" w:line="360" w:lineRule="auto"/>
+        <w:jc w:val="center"/>
+      </w:pPr>
+      <w:r>
+        <w:rPr>
+          <w:rFonts w:ascii="Times New Roman" w:cs="David" w:eastAsia="David" w:hAnsi="Times New Roman"/>
+          <w:b/>
+          <w:bCs/>
+          <w:i w:val="false"/>
+          <w:sz w:val="28"/>
+          <w:szCs w:val="28"/>
+          <w:rtl/>
+        </w:rPr>
+        <w:t xml:space="preserve">בית הספר לתקשורת</w:t>
+      </w:r>
+    </w:p>
+    <w:p>
+      <w:pPr>
+        <w:bidi/>
+        <w:spacing w:after="60" w:before="0" w:line="360" w:lineRule="auto"/>
+        <w:jc w:val="center"/>
+      </w:pPr>
+      <w:r>
+        <w:rPr>
+          <w:rFonts w:ascii="Times New Roman" w:cs="David" w:eastAsia="David" w:hAnsi="Times New Roman"/>
+          <w:b w:val="false"/>
+          <w:i w:val="false"/>
+          <w:sz w:val="26"/>
+          <w:szCs w:val="26"/>
+          <w:rtl/>
+        </w:rPr>
+        <w:t xml:space="preserve">עבודה מסכמת בקורס:</w:t>
+      </w:r>
+    </w:p>
+    <w:p>
+      <w:pPr>
+        <w:bidi/>
+        <w:spacing w:after="60" w:before="0" w:line="360" w:lineRule="auto"/>
+        <w:jc w:val="center"/>
+      </w:pPr>
+      <w:r>
+        <w:rPr>
+          <w:rFonts w:ascii="Times New Roman" w:cs="David" w:eastAsia="David" w:hAnsi="Times New Roman"/>
+          <w:b/>
+          <w:bCs/>
+          <w:i w:val="false"/>
+          <w:sz w:val="28"/>
+          <w:szCs w:val="28"/>
+          <w:rtl/>
+        </w:rPr>
+        <w:t xml:space="preserve">קריאה וכתיבה אקדמית ב'</w:t>
+      </w:r>
+    </w:p>
+    <w:p>
+      <w:pPr>
+        <w:bidi/>
+        <w:spacing w:after="300" w:before="0" w:line="360" w:lineRule="auto"/>
+        <w:jc w:val="center"/>
+      </w:pPr>
+      <w:r>
+        <w:rPr>
+          <w:rFonts w:ascii="Times New Roman" w:cs="David" w:eastAsia="David" w:hAnsi="Times New Roman"/>
+          <w:b w:val="false"/>
+          <w:i w:val="false"/>
+          <w:sz w:val="24"/>
+          <w:szCs w:val="24"/>
+          <w:rtl/>
+        </w:rPr>
+        <w:t xml:space="preserve">קוד קורס: 411042, סמסטר ב', תשפ"ו</w:t>
+      </w:r>
+    </w:p>
+    <w:p>
+      <w:pPr>
+        <w:bidi/>
+        <w:spacing w:after="360" w:before="0" w:line="360" w:lineRule="auto"/>
+        <w:jc w:val="center"/>
+      </w:pPr>
+      <w:r>
+        <w:rPr>
+          <w:rFonts w:ascii="Times New Roman" w:cs="David" w:eastAsia="David" w:hAnsi="Times New Roman"/>
+          <w:b/>
+          <w:bCs/>
+          <w:i w:val="false"/>
+          <w:sz w:val="32"/>
+          <w:szCs w:val="32"/>
+          <w:rtl/>
+        </w:rPr>
+        <w:t xml:space="preserve">תשתית לראש פרק בסקירת הספרות של עבודת הסמינריון</w:t>
+      </w:r>
+    </w:p>
+    <w:p>
+      <w:pPr>
+        <w:bidi/>
+        <w:spacing w:after="60" w:before="0" w:line="360" w:lineRule="auto"/>
+        <w:jc w:val="center"/>
+      </w:pPr>
+      <w:r>
+        <w:rPr>
+          <w:rFonts w:ascii="Times New Roman" w:cs="David" w:eastAsia="David" w:hAnsi="Times New Roman"/>
+          <w:b w:val="false"/>
+          <w:i w:val="false"/>
+          <w:sz w:val="26"/>
+          <w:szCs w:val="26"/>
+          <w:rtl/>
+        </w:rPr>
+        <w:t xml:space="preserve">מרצה: ______________</w:t>
+      </w:r>
+    </w:p>
+    <w:p>
+      <w:pPr>
+        <w:bidi/>
+        <w:spacing w:after="60" w:before="0" w:line="360" w:lineRule="auto"/>
+        <w:jc w:val="center"/>
+      </w:pPr>
+      <w:r>
+        <w:rPr>
+          <w:rFonts w:ascii="Times New Roman" w:cs="David" w:eastAsia="David" w:hAnsi="Times New Roman"/>
+          <w:b/>
+          <w:bCs/>
+          <w:i w:val="false"/>
+          <w:sz w:val="26"/>
+          <w:szCs w:val="26"/>
+          <w:rtl/>
+        </w:rPr>
+        <w:t xml:space="preserve">מגישה: ליני ______________</w:t>
+      </w:r>
+    </w:p>
+    <w:p>
+      <w:pPr>
+        <w:bidi/>
+        <w:spacing w:after="480" w:before="0" w:line="360" w:lineRule="auto"/>
+        <w:jc w:val="center"/>
+      </w:pPr>
+      <w:r>
+        <w:rPr>
+          <w:rFonts w:ascii="Times New Roman" w:cs="David" w:eastAsia="David" w:hAnsi="Times New Roman"/>
+          <w:b w:val="false"/>
+          <w:i w:val="false"/>
+          <w:sz w:val="26"/>
+          <w:szCs w:val="26"/>
+          <w:rtl/>
+        </w:rPr>
+        <w:t xml:space="preserve">ת"ז: ______________</w:t>
+      </w:r>
+    </w:p>
+    <w:p>
+      <w:pPr>
+        <w:bidi/>
+        <w:spacing w:after="0" w:before="0" w:line="360" w:lineRule="auto"/>
+        <w:jc w:val="center"/>
+      </w:pPr>
+      <w:r>
+        <w:rPr>
+          <w:rFonts w:ascii="Times New Roman" w:cs="David" w:eastAsia="David" w:hAnsi="Times New Roman"/>
+          <w:b w:val="false"/>
+          <w:i w:val="false"/>
+          <w:sz w:val="26"/>
+          <w:szCs w:val="26"/>
+          <w:rtl/>
+        </w:rPr>
+        <w:t xml:space="preserve">אב תשפ"ו, אוגוסט 2026</w:t>
+      </w:r>
+    </w:p>
+    <w:p>
+      <w:pPr>
+        <w:pageBreakBefore/>
+        <w:bidi/>
+        <w:spacing w:after="240" w:line="360" w:lineRule="auto"/>
+        <w:jc w:val="start"/>
+      </w:pPr>
+      <w:r>
+        <w:rPr>
+          <w:rFonts w:ascii="Times New Roman" w:cs="David" w:eastAsia="David" w:hAnsi="Times New Roman"/>
+          <w:b/>
+          <w:bCs/>
+          <w:i w:val="false"/>
+          <w:sz w:val="32"/>
+          <w:szCs w:val="32"/>
+          <w:rtl/>
+        </w:rPr>
+        <w:t xml:space="preserve">1. נושא העבודה ושאלת המחקר</w:t>
+      </w:r>
+    </w:p>
+    <w:p>
+      <w:pPr>
+        <w:bidi/>
+        <w:spacing w:after="120" w:line="360" w:lineRule="auto"/>
+        <w:jc w:val="both"/>
+      </w:pPr>
+      <w:r>
+        <w:rPr>
+          <w:rFonts w:ascii="Times New Roman" w:cs="David" w:eastAsia="David" w:hAnsi="Times New Roman"/>
+          <w:b w:val="false"/>
+          <w:i w:val="false"/>
+          <w:sz w:val="24"/>
+          <w:szCs w:val="24"/>
+          <w:rtl/>
+        </w:rPr>
+        <w:t xml:space="preserve">עבודת הסמינריון שלי בקורס "המשפט כתרבות פופולרית", כפי שאושרה על ידי מרצה הסמינריון, עוסקת בניתוח אוטואתנוגרפי של תביעת עבודה, ובוחנת את המרחק שבין הדימוי התרבותי של עשיית צדק לבין חוויית ההליך בפועל, על הסחבת שבו ועל שלב הגבייה שאחריו. שאלת המחקר: כיצד משתקף הפער בין הבניית "עשיית הצדק" בתרבות הפופולרית לבין מציאות הגבייה ויחסי הכוח בתביעות עבודה? ניתוח מקרה בוחן אישי.</w:t>
+      </w:r>
+    </w:p>
+    <w:p>
+      <w:pPr>
+        <w:bidi/>
+        <w:spacing w:after="240" w:line="360" w:lineRule="auto"/>
+        <w:jc w:val="start"/>
+      </w:pPr>
+      <w:r>
+        <w:rPr>
+          <w:rFonts w:ascii="Times New Roman" w:cs="David" w:eastAsia="David" w:hAnsi="Times New Roman"/>
+          <w:b/>
+          <w:bCs/>
+          <w:i w:val="false"/>
+          <w:sz w:val="32"/>
+          <w:szCs w:val="32"/>
+          <w:rtl/>
+        </w:rPr>
+        <w:t xml:space="preserve">2. שלושת הפריטים האקדמיים ואופן איתורם</w:t>
+      </w:r>
+    </w:p>
+    <w:p>
+      <w:pPr>
+        <w:bidi/>
+        <w:spacing w:after="120" w:line="360" w:lineRule="auto"/>
+        <w:jc w:val="both"/>
+      </w:pPr>
+      <w:r>
+        <w:rPr>
+          <w:rFonts w:ascii="Times New Roman" w:cs="David" w:eastAsia="David" w:hAnsi="Times New Roman"/>
+          <w:b w:val="false"/>
+          <w:i w:val="false"/>
+          <w:sz w:val="24"/>
+          <w:szCs w:val="24"/>
+          <w:rtl/>
+        </w:rPr>
+        <w:t xml:space="preserve">(Chua &amp; Engel, 2019) - מאמר אקדמי מכתב עת. אותר במנוע החיפוש Google Scholar באמצעות מילות החיפוש והאופרטורים: "legal consciousness" AND review AND mobilization. קישור לטקסט המלא:</w:t>
+      </w:r>
+    </w:p>
+    <w:p>
+      <w:pPr>
+        <w:bidi w:val="false"/>
+        <w:spacing w:after="120" w:line="360" w:lineRule="auto"/>
+        <w:ind w:left="709"/>
+        <w:jc w:val="left"/>
+      </w:pPr>
+      <w:hyperlink w:history="1" r:id="rIdyrmyzziy3rbg-wspsf33a">
+        <w:r>
+          <w:rPr>
+            <w:rStyle w:val="Hyperlink"/>
+            <w:rFonts w:ascii="Times New Roman" w:cs="Times New Roman" w:eastAsia="Times New Roman" w:hAnsi="Times New Roman"/>
+            <w:sz w:val="22"/>
+            <w:szCs w:val="22"/>
+          </w:rPr>
+          <w:t xml:space="preserve">https://digitalcommons.law.buffalo.edu/journal_articles/966/</w:t>
+        </w:r>
+      </w:hyperlink>
+    </w:p>
+    <w:p>
+      <w:pPr>
+        <w:bidi/>
+        <w:spacing w:after="120" w:line="360" w:lineRule="auto"/>
+        <w:jc w:val="both"/>
+      </w:pPr>
+      <w:r>
+        <w:rPr>
+          <w:rFonts w:ascii="Times New Roman" w:cs="David" w:eastAsia="David" w:hAnsi="Times New Roman"/>
+          <w:b w:val="false"/>
+          <w:i w:val="false"/>
+          <w:sz w:val="24"/>
+          <w:szCs w:val="24"/>
+          <w:rtl/>
+        </w:rPr>
+        <w:t xml:space="preserve">(פלג, 2022) - מאמר אקדמי מכתב עת. אותר בכתב העת הפתוח "מסגרות מדיה" באמצעות מילות החיפוש: עיתונאי המשפט AND בתי המשפט. קישור לטקסט המלא:</w:t>
+      </w:r>
+    </w:p>
+    <w:p>
+      <w:pPr>
+        <w:bidi w:val="false"/>
+        <w:spacing w:after="120" w:line="360" w:lineRule="auto"/>
+        <w:ind w:left="709"/>
+        <w:jc w:val="left"/>
+      </w:pPr>
+      <w:hyperlink w:history="1" r:id="rIddwq2jrbum-unbbxdhw8yn">
+        <w:r>
+          <w:rPr>
+            <w:rStyle w:val="Hyperlink"/>
+            <w:rFonts w:ascii="Times New Roman" w:cs="Times New Roman" w:eastAsia="Times New Roman" w:hAnsi="Times New Roman"/>
+            <w:sz w:val="22"/>
+            <w:szCs w:val="22"/>
+          </w:rPr>
+          <w:t xml:space="preserve">https://mediaframes.sapir.ac.il/wp-content/uploads/2022/02/Journalist.pdf</w:t>
+        </w:r>
+      </w:hyperlink>
+    </w:p>
+    <w:p>
+      <w:pPr>
+        <w:bidi/>
+        <w:spacing w:after="120" w:line="360" w:lineRule="auto"/>
+        <w:jc w:val="both"/>
+      </w:pPr>
+      <w:r>
+        <w:rPr>
+          <w:rFonts w:ascii="Times New Roman" w:cs="David" w:eastAsia="David" w:hAnsi="Times New Roman"/>
+          <w:b w:val="false"/>
+          <w:i w:val="false"/>
+          <w:sz w:val="24"/>
+          <w:szCs w:val="24"/>
+          <w:rtl/>
+        </w:rPr>
+        <w:t xml:space="preserve">(נדיב, 2023) - מאמר אקדמי מכתב עת. אותר במדור כתבי העת של המאגר המשפטי נבו, בכתב העת "משפט ועסקים", באמצעות מילות החיפוש: עומס שיפוטי AND בתי המשפט. קישור לטקסט המלא:</w:t>
+      </w:r>
+    </w:p>
+    <w:p>
+      <w:pPr>
+        <w:bidi w:val="false"/>
+        <w:spacing w:after="120" w:line="360" w:lineRule="auto"/>
+        <w:ind w:left="709"/>
+        <w:jc w:val="left"/>
+      </w:pPr>
+      <w:hyperlink w:history="1" r:id="rIdbyldzachx1urxve6c-ry7">
+        <w:r>
+          <w:rPr>
+            <w:rStyle w:val="Hyperlink"/>
+            <w:rFonts w:ascii="Times New Roman" w:cs="Times New Roman" w:eastAsia="Times New Roman" w:hAnsi="Times New Roman"/>
+            <w:sz w:val="22"/>
+            <w:szCs w:val="22"/>
+          </w:rPr>
+          <w:t xml:space="preserve">https://www.runi.ac.il/media/jikgidv4/nadiv.pdf</w:t>
+        </w:r>
+      </w:hyperlink>
+    </w:p>
+    <w:p>
+      <w:pPr>
+        <w:bidi/>
+        <w:spacing w:after="240" w:line="360" w:lineRule="auto"/>
+        <w:jc w:val="start"/>
+      </w:pPr>
+      <w:r>
+        <w:rPr>
+          <w:rFonts w:ascii="Times New Roman" w:cs="David" w:eastAsia="David" w:hAnsi="Times New Roman"/>
+          <w:b/>
+          <w:bCs/>
+          <w:i w:val="false"/>
+          <w:sz w:val="32"/>
+          <w:szCs w:val="32"/>
+          <w:rtl/>
+        </w:rPr>
+        <w:t xml:space="preserve">3. ראש הפרק: הסחבת המשפטית: בין הזמן התרבותי לזמן המוסדי</w:t>
+      </w:r>
+    </w:p>
+    <w:p>
+      <w:pPr>
+        <w:bidi/>
+        <w:spacing w:after="120" w:line="360" w:lineRule="auto"/>
+        <w:jc w:val="both"/>
+      </w:pPr>
+      <w:r>
+        <w:rPr>
+          <w:rFonts w:ascii="Times New Roman" w:cs="David" w:eastAsia="David" w:hAnsi="Times New Roman"/>
+          <w:b w:val="false"/>
+          <w:i w:val="false"/>
+          <w:sz w:val="24"/>
+          <w:szCs w:val="24"/>
+          <w:rtl/>
+        </w:rPr>
+        <w:t xml:space="preserve">ראש פרק זה, החותם את סקירת הספרות של עבודת הסמינריון, עוסק במימד הזמן של ההליך המשפטי ובפער שבין ייצוגו התרבותי לבין התמשכותו בפועל. התרבות הפופולרית מרגילה את צרכניה למשפט שנפתח ונסגר במהירות של פרק טלוויזיה, ואילו ההליך הממשי, ובוודאי בתביעות עבודה, נמדד בחודשים ארוכים ולעיתים בשנים. ההמתנה הזאת אינה שוות ערך עבור שני הצדדים: יש מי שיכול להרשות לעצמו לחכות בנוחות, ויש מי שכל חודש נוסף שוחק את כיסו, את ראיותיו ואת כוחותיו הנפשיים. הטענה המרכזית של ראש הפרק היא שהפער בין הזמן התרבותי לזמן המוסדי אינו עניין אסתטי בלבד, אלא פער רב השלכות המעצב ציפיות, החלטות ויחסי כוח בין בעלי הדין. מי שלמד מן המסך שצדק מגיע מהר, חווה את ההמתנה הממשית לא כמהלכו הרגיל של הליך תקין אלא כהפרה של ההבטחה המשפטית עצמה. לביסוס הטענה נשען הפרק על שלושה מקורות מן העשור האחרון: סקירה עדכנית של מחקר התודעה המשפטית, מחקר ישראלי על עיתונות המשפט בעידן המקוון, ומחקר אמפירי ישראלי על העומס השיפוטי ועל דרכי צמצומו. שילובם יאפשר לבחון את הזמן המשפטי כזירה שנפגשים בה תרבות, מוסדות וכוח, ולהכין את הקרקע למענה על שאלת המחקר.</w:t>
+      </w:r>
+    </w:p>
+    <w:p>
+      <w:pPr>
+        <w:bidi/>
+        <w:spacing w:after="120" w:line="360" w:lineRule="auto"/>
+        <w:jc w:val="both"/>
+      </w:pPr>
+      <w:r>
+        <w:rPr>
+          <w:rFonts w:ascii="Times New Roman" w:cs="David" w:eastAsia="David" w:hAnsi="Times New Roman"/>
+          <w:b w:val="false"/>
+          <w:i w:val="false"/>
+          <w:sz w:val="24"/>
+          <w:szCs w:val="24"/>
+          <w:rtl/>
+        </w:rPr>
+        <w:t xml:space="preserve">צ'ואה ואנגל (Chua &amp; Engel, 2019) סוקרים את מחקר התודעה המשפטית, התחום הבוחן כיצד אנשים רגילים תופסים את החוק וכיצד הם מחליטים אם לפנות אליו. הסקירה ממפה שלוש אסכולות מחקר, העוסקות בזהות, בהגמוניה ובגיוס המשפט, וכולן יוצאות מהנחה משותפת: היחס אל המשפט אינו נקבע רק על ידי תוכן הדין, אלא על ידי אמונות, רגשות וציפיות שנרכשים בחיי היומיום ובתרבות. ממצא מרכזי בספרות המסוקרת הוא שרוב הנפגעים כלל אינם מגייסים את המשפט, בין השאר משום שההליך נתפס כיקר, כמתיש וכארוך. הזמן הצפוי של ההליך פועל אפוא כמחסום עוד לפני שההליך התחיל, והחוויה בתוכו מעצבת מחדש את התודעה כלפי המערכת. חשובה לענייננו גם התובנה שהתודעה המשפטית אינה עמדה קבועה אלא תהליך, שמשתנה ככל שהאדם מתקדם בהליך ופוגש את פערי הזמן והכוח שבו. ההמתנה, במילים אחרות, אינה רק חוויה של מי שתבע, אלא שיקול מכריע עבור מי ששוקל לתבוע.</w:t>
+      </w:r>
+    </w:p>
+    <w:p>
+      <w:pPr>
+        <w:bidi/>
+        <w:spacing w:after="120" w:line="360" w:lineRule="auto"/>
+        <w:jc w:val="both"/>
+      </w:pPr>
+      <w:r>
+        <w:rPr>
+          <w:rFonts w:ascii="Times New Roman" w:cs="David" w:eastAsia="David" w:hAnsi="Times New Roman"/>
+          <w:b w:val="false"/>
+          <w:i w:val="false"/>
+          <w:sz w:val="24"/>
+          <w:szCs w:val="24"/>
+          <w:rtl/>
+        </w:rPr>
+        <w:t xml:space="preserve">שני המקורות הנוספים, שניהם מן ההקשר הישראלי, ממקמים את התודעה הזאת בין שני קטבים: התיווך התקשורתי והמציאות המוסדית. פלג (2022) ראיינה את עיתונאי המשפט המובילים בישראל ומצאה שבעידן המקוון נשחקות סמכותם ויכולתם לסקר את ההליך המשפטי לעומק, והסיקור נעשה מהיר, תחרותי ומרוכז ברגעי שיא. התוצאה היא שהציבור פוגש מערכת איטית ומורכבת דרך תיווך שהולך ומתקצר, וכך מעמיק הפער בין הזמן המשפטי הממשי לבין הזמן התקשורתי שבו הוא מסופר. נדיב (2023) מציגה את הצד המוסדי במחקר אמפירי על בתי המשפט בישראל, שבו העומס השיפוטי מתואר כבעיה מבנית המאריכה הליכים, וההתמקצעות השיפוטית נבחנת ככלי אפשרי לקיצורם. מהשוואת המקורות עולה סימטריה מעניינת: התקשורת מקצרת את הסיפור, והמערכת מחפשת דרכים לקצר את ההליך, ושתיהן מגיבות לאותה מצוקה. אלא שכל עוד הקיצור התקשורתי מקדים את הקיצור המוסדי, הצרכן התרבותי ממשיך לקבל סיפורים מהירים על מערכת איטית. הפער בין שני הזמנים הוא בדיוק המרחב שבו חי בעל הדין הממתין.</w:t>
+      </w:r>
+    </w:p>
+    <w:p>
+      <w:pPr>
+        <w:bidi/>
+        <w:spacing w:after="120" w:line="360" w:lineRule="auto"/>
+        <w:jc w:val="both"/>
+      </w:pPr>
+      <w:r>
+        <w:rPr>
+          <w:rFonts w:ascii="Times New Roman" w:cs="David" w:eastAsia="David" w:hAnsi="Times New Roman"/>
+          <w:b w:val="false"/>
+          <w:i w:val="false"/>
+          <w:sz w:val="24"/>
+          <w:szCs w:val="24"/>
+          <w:rtl/>
+        </w:rPr>
+        <w:t xml:space="preserve">השורה התחתונה של ראש הפרק היא שהזמן המשפטי מחלק כוח: הוא מרתיע תובעים פוטנציאליים מראש, שוחק את מי שבכל זאת תבע, ומשרת בשיטתיות את הצד שיכול להמתין. התרבות הפופולרית, המציגה צדק מיידי ומספק, מסתירה את המנגנון הזה מעיני צרכניה ומשאירה אותם לא מוכנים למפגש עימו. המחקר המוסדי, מנגד, מלמד שההתמשכות ניתנת למדידה, להשוואה ולשינוי, ולכן היא עניין של מדיניות ולא גזירת גורל. כך נחשף פער שיטתי בין הציפייה שההליך מייצר לבין החוויה שהוא מספק, פער שכל מתדיין מגלה לבדו וברגע הפגיע ביותר. ראש פרק זה חותם את סקירת הספרות, ולכן הוא מוביל ישירות אל שאלת המחקר של העבודה: כיצד משתקף הפער בין הבניית "עשיית הצדק" בתרבות הפופולרית לבין מציאות הגבייה ויחסי הכוח בתביעות עבודה? הכלים שנפרשו בשלושת ראשי הפרקים ישמשו לענות עליה באמצעות ניתוח מקרה הבוחן האישי.</w:t>
+      </w:r>
+    </w:p>
+    <w:p>
+      <w:pPr>
+        <w:pageBreakBefore/>
+        <w:bidi/>
+        <w:spacing w:after="240" w:line="360" w:lineRule="auto"/>
+        <w:jc w:val="start"/>
+      </w:pPr>
+      <w:r>
+        <w:rPr>
+          <w:rFonts w:ascii="Times New Roman" w:cs="David" w:eastAsia="David" w:hAnsi="Times New Roman"/>
+          <w:b/>
+          <w:bCs/>
+          <w:i w:val="false"/>
+          <w:sz w:val="32"/>
+          <w:szCs w:val="32"/>
+          <w:rtl/>
+        </w:rPr>
+        <w:t xml:space="preserve">רשימת מקורות</w:t>
+      </w:r>
+    </w:p>
+    <w:p>
+      <w:pPr>
+        <w:bidi/>
+        <w:spacing w:after="180" w:line="360" w:lineRule="auto"/>
+        <w:ind w:left="709" w:hanging="709"/>
+        <w:jc w:val="start"/>
+      </w:pPr>
+      <w:r>
+        <w:rPr>
+          <w:rFonts w:ascii="Times New Roman" w:cs="David" w:eastAsia="David" w:hAnsi="Times New Roman"/>
+          <w:b w:val="false"/>
+          <w:i w:val="false"/>
+          <w:sz w:val="24"/>
+          <w:szCs w:val="24"/>
+          <w:rtl/>
+        </w:rPr>
+        <w:t xml:space="preserve">נדיב, נ' (2023). האם התמקצעות שיפוטית חשובה? התמקצעות ועומס בבתי המשפט המחוזיים. </w:t>
+      </w:r>
+      <w:r>
+        <w:rPr>
+          <w:rFonts w:ascii="Times New Roman" w:cs="David" w:eastAsia="David" w:hAnsi="Times New Roman"/>
+          <w:b w:val="false"/>
+          <w:i/>
+          <w:iCs/>
+          <w:sz w:val="24"/>
+          <w:szCs w:val="24"/>
+          <w:rtl/>
+        </w:rPr>
+        <w:t xml:space="preserve">משפט ועסקים, כז</w:t>
+      </w:r>
+      <w:r>
+        <w:rPr>
+          <w:rFonts w:ascii="Times New Roman" w:cs="David" w:eastAsia="David" w:hAnsi="Times New Roman"/>
+          <w:b w:val="false"/>
+          <w:i w:val="false"/>
+          <w:sz w:val="24"/>
+          <w:szCs w:val="24"/>
+          <w:rtl/>
+        </w:rPr>
+        <w:t xml:space="preserve">, 87. זמין במאגר המשפטי נבו.</w:t>
+      </w:r>
+    </w:p>
+    <w:p>
+      <w:pPr>
+        <w:bidi w:val="false"/>
+        <w:spacing w:after="180" w:line="360" w:lineRule="auto"/>
+        <w:ind w:left="709"/>
+        <w:jc w:val="left"/>
+      </w:pPr>
+      <w:hyperlink w:history="1" r:id="rId0shngz7ekkvkyw22b0kya">
+        <w:r>
+          <w:rPr>
+            <w:rStyle w:val="Hyperlink"/>
+            <w:rFonts w:ascii="Times New Roman" w:cs="Times New Roman" w:eastAsia="Times New Roman" w:hAnsi="Times New Roman"/>
+            <w:sz w:val="22"/>
+            <w:szCs w:val="22"/>
+          </w:rPr>
+          <w:t xml:space="preserve">https://www.runi.ac.il/media/jikgidv4/nadiv.pdf</w:t>
+        </w:r>
+      </w:hyperlink>
+    </w:p>
+    <w:p>
+      <w:pPr>
+        <w:bidi/>
+        <w:spacing w:after="180" w:line="360" w:lineRule="auto"/>
+        <w:ind w:left="709" w:hanging="709"/>
+        <w:jc w:val="start"/>
+      </w:pPr>
+      <w:r>
+        <w:rPr>
+          <w:rFonts w:ascii="Times New Roman" w:cs="David" w:eastAsia="David" w:hAnsi="Times New Roman"/>
+          <w:b w:val="false"/>
+          <w:i w:val="false"/>
+          <w:sz w:val="24"/>
+          <w:szCs w:val="24"/>
+          <w:rtl/>
+        </w:rPr>
+        <w:t xml:space="preserve">פלג, ע' (2022). המלכוד של עיתונאי המשפט בישראל בעידן המקוון. </w:t>
+      </w:r>
+      <w:r>
+        <w:rPr>
+          <w:rFonts w:ascii="Times New Roman" w:cs="David" w:eastAsia="David" w:hAnsi="Times New Roman"/>
+          <w:b w:val="false"/>
+          <w:i/>
+          <w:iCs/>
+          <w:sz w:val="24"/>
+          <w:szCs w:val="24"/>
+          <w:rtl/>
+        </w:rPr>
+        <w:t xml:space="preserve">מסגרות מדיה, 21</w:t>
+      </w:r>
+      <w:r>
+        <w:rPr>
+          <w:rFonts w:ascii="Times New Roman" w:cs="David" w:eastAsia="David" w:hAnsi="Times New Roman"/>
+          <w:b w:val="false"/>
+          <w:i w:val="false"/>
+          <w:sz w:val="24"/>
+          <w:szCs w:val="24"/>
+          <w:rtl/>
+        </w:rPr>
+        <w:t xml:space="preserve">, 68-99.</w:t>
+      </w:r>
+    </w:p>
+    <w:p>
+      <w:pPr>
+        <w:bidi w:val="false"/>
+        <w:spacing w:after="180" w:line="360" w:lineRule="auto"/>
+        <w:ind w:left="709"/>
+        <w:jc w:val="left"/>
+      </w:pPr>
+      <w:hyperlink w:history="1" r:id="rIdfpdnpxqr1wf1awmbwbwa3">
+        <w:r>
+          <w:rPr>
+            <w:rStyle w:val="Hyperlink"/>
+            <w:rFonts w:ascii="Times New Roman" w:cs="Times New Roman" w:eastAsia="Times New Roman" w:hAnsi="Times New Roman"/>
+            <w:sz w:val="22"/>
+            <w:szCs w:val="22"/>
+          </w:rPr>
+          <w:t xml:space="preserve">https://mediaframes.sapir.ac.il/wp-content/uploads/2022/02/Journalist.pdf</w:t>
+        </w:r>
+      </w:hyperlink>
+    </w:p>
+    <w:p>
+      <w:pPr>
+        <w:bidi w:val="false"/>
+        <w:spacing w:after="180" w:line="360" w:lineRule="auto"/>
+        <w:ind w:left="709" w:hanging="709"/>
+        <w:jc w:val="left"/>
+      </w:pPr>
+      <w:r>
+        <w:rPr>
+          <w:rFonts w:ascii="Times New Roman" w:cs="Times New Roman" w:eastAsia="Times New Roman" w:hAnsi="Times New Roman"/>
+          <w:b w:val="false"/>
+          <w:i w:val="false"/>
+          <w:sz w:val="24"/>
+          <w:szCs w:val="24"/>
+          <w:rtl w:val="false"/>
+        </w:rPr>
+        <w:t xml:space="preserve">Chua, L. J., &amp; Engel, D. M. (2019). Legal consciousness reconsidered. </w:t>
+      </w:r>
+      <w:r>
+        <w:rPr>
+          <w:rFonts w:ascii="Times New Roman" w:cs="Times New Roman" w:eastAsia="Times New Roman" w:hAnsi="Times New Roman"/>
+          <w:b w:val="false"/>
+          <w:i/>
+          <w:iCs/>
+          <w:sz w:val="24"/>
+          <w:szCs w:val="24"/>
+          <w:rtl w:val="false"/>
+        </w:rPr>
+        <w:t xml:space="preserve">Annual Review of Law and Social Science, 15</w:t>
+      </w:r>
+      <w:r>
+        <w:rPr>
+          <w:rFonts w:ascii="Times New Roman" w:cs="Times New Roman" w:eastAsia="Times New Roman" w:hAnsi="Times New Roman"/>
+          <w:b w:val="false"/>
+          <w:i w:val="false"/>
+          <w:sz w:val="24"/>
+          <w:szCs w:val="24"/>
+          <w:rtl w:val="false"/>
+        </w:rPr>
+        <w:t xml:space="preserve">, 335-353.</w:t>
+      </w:r>
+    </w:p>
+    <w:p>
+      <w:pPr>
+        <w:bidi w:val="false"/>
+        <w:spacing w:after="180" w:line="360" w:lineRule="auto"/>
+        <w:ind w:left="709"/>
+        <w:jc w:val="left"/>
+      </w:pPr>
+      <w:hyperlink w:history="1" r:id="rIdqb9nexu8hntrfklmodx1w">
+        <w:r>
+          <w:rPr>
+            <w:rStyle w:val="Hyperlink"/>
+            <w:rFonts w:ascii="Times New Roman" w:cs="Times New Roman" w:eastAsia="Times New Roman" w:hAnsi="Times New Roman"/>
+            <w:sz w:val="22"/>
+            <w:szCs w:val="22"/>
+          </w:rPr>
+          <w:t xml:space="preserve">https://digitalcommons.law.buffalo.edu/journal_articles/966/</w:t>
+        </w:r>
+      </w:hyperlink>
+    </w:p>
+    <w:p>
+      <w:pPr>
+        <w:pageBreakBefore/>
+        <w:bidi/>
+        <w:spacing w:after="240" w:line="360" w:lineRule="auto"/>
+        <w:jc w:val="start"/>
+      </w:pPr>
+      <w:r>
+        <w:rPr>
+          <w:rFonts w:ascii="Times New Roman" w:cs="David" w:eastAsia="David" w:hAnsi="Times New Roman"/>
+          <w:b/>
+          <w:bCs/>
+          <w:i w:val="false"/>
+          <w:sz w:val="32"/>
+          <w:szCs w:val="32"/>
+          <w:rtl/>
+        </w:rPr>
+        <w:t xml:space="preserve">נספחים</w:t>
+      </w:r>
+    </w:p>
+    <w:p>
+      <w:pPr>
+        <w:bidi/>
+        <w:spacing w:after="120" w:line="360" w:lineRule="auto"/>
+        <w:jc w:val="both"/>
+      </w:pPr>
+      <w:r>
+        <w:rPr>
+          <w:rFonts w:ascii="Times New Roman" w:cs="David" w:eastAsia="David" w:hAnsi="Times New Roman"/>
+          <w:b w:val="false"/>
+          <w:i w:val="false"/>
+          <w:sz w:val="24"/>
+          <w:szCs w:val="24"/>
+          <w:rtl/>
+        </w:rPr>
+        <w:t xml:space="preserve">להלן העמודים המרכזיים מן הפריטים האקדמיים ששימשו לכתיבת ראש הפרק. הפריטים המלאים מצורפים לתיבת ההגשה כנדרש בהנחיות.</w:t>
+      </w:r>
+    </w:p>
+    <w:p>
+      <w:pPr>
+        <w:bidi/>
+        <w:spacing w:after="120" w:line="360" w:lineRule="auto"/>
+        <w:jc w:val="start"/>
+      </w:pPr>
+      <w:r>
+        <w:rPr>
+          <w:rFonts w:ascii="Times New Roman" w:cs="David" w:eastAsia="David" w:hAnsi="Times New Roman"/>
+          <w:b/>
+          <w:bCs/>
+          <w:i w:val="false"/>
+          <w:sz w:val="24"/>
+          <w:szCs w:val="24"/>
+          <w:u w:val="single"/>
+          <w:rtl/>
+        </w:rPr>
+        <w:t xml:space="preserve">נספח א: Chua &amp; Engel (2019), עמ' 335-338 (תקציר, הגדרת התודעה המשפטית ושלוש האסכולות)</w:t>
       </w:r>
     </w:p>
     <w:p>
@@ -893,27 +893,6 @@
     </w:p>
     <w:p>
       <w:pPr>
-        <w:pageBreakBefore/>
-        <w:bidi/>
-        <w:spacing w:after="120" w:line="360" w:lineRule="auto"/>
-        <w:jc w:val="start"/>
-      </w:pPr>
-      <w:r>
-        <w:rPr>
-          <w:rFonts w:ascii="Times New Roman" w:cs="David" w:eastAsia="David" w:hAnsi="Times New Roman"/>
-          <w:b/>
-          <w:bCs/>
-          <w:i w:val="false"/>
-          <w:sz w:val="24"/>
-          <w:szCs w:val="24"/>
-          <w:u w:val="single"/>
-          <w:rtl/>
-        </w:rPr>
-        <w:t xml:space="preserve">נספח ב: פלג (2022), עמ' 68-71 (תקציר ומבוא)</w:t>
-      </w:r>
-    </w:p>
-    <w:p>
-      <w:pPr>
         <w:spacing w:after="60"/>
         <w:jc w:val="center"/>
       </w:pPr>
@@ -960,6 +939,27 @@
     </w:p>
     <w:p>
       <w:pPr>
+        <w:pageBreakBefore/>
+        <w:bidi/>
+        <w:spacing w:after="120" w:line="360" w:lineRule="auto"/>
+        <w:jc w:val="start"/>
+      </w:pPr>
+      <w:r>
+        <w:rPr>
+          <w:rFonts w:ascii="Times New Roman" w:cs="David" w:eastAsia="David" w:hAnsi="Times New Roman"/>
+          <w:b/>
+          <w:bCs/>
+          <w:i w:val="false"/>
+          <w:sz w:val="24"/>
+          <w:szCs w:val="24"/>
+          <w:u w:val="single"/>
+          <w:rtl/>
+        </w:rPr>
+        <w:t xml:space="preserve">נספח ב: פלג (2022), עמ' 68-71 (תקציר ומבוא)</w:t>
+      </w:r>
+    </w:p>
+    <w:p>
+      <w:pPr>
         <w:spacing w:after="60"/>
         <w:jc w:val="center"/>
       </w:pPr>
@@ -1098,27 +1098,6 @@
     </w:p>
     <w:p>
       <w:pPr>
-        <w:pageBreakBefore/>
-        <w:bidi/>
-        <w:spacing w:after="120" w:line="360" w:lineRule="auto"/>
-        <w:jc w:val="start"/>
-      </w:pPr>
-      <w:r>
-        <w:rPr>
-          <w:rFonts w:ascii="Times New Roman" w:cs="David" w:eastAsia="David" w:hAnsi="Times New Roman"/>
-          <w:b/>
-          <w:bCs/>
-          <w:i w:val="false"/>
-          <w:sz w:val="24"/>
-          <w:szCs w:val="24"/>
-          <w:u w:val="single"/>
-          <w:rtl/>
-        </w:rPr>
-        <w:t xml:space="preserve">נספח ג: נדיב (2023), עמודי הפתיחה והתקציר</w:t>
-      </w:r>
-    </w:p>
-    <w:p>
-      <w:pPr>
         <w:spacing w:after="60"/>
         <w:jc w:val="center"/>
       </w:pPr>
@@ -1165,6 +1144,27 @@
     </w:p>
     <w:p>
       <w:pPr>
+        <w:pageBreakBefore/>
+        <w:bidi/>
+        <w:spacing w:after="120" w:line="360" w:lineRule="auto"/>
+        <w:jc w:val="start"/>
+      </w:pPr>
+      <w:r>
+        <w:rPr>
+          <w:rFonts w:ascii="Times New Roman" w:cs="David" w:eastAsia="David" w:hAnsi="Times New Roman"/>
+          <w:b/>
+          <w:bCs/>
+          <w:i w:val="false"/>
+          <w:sz w:val="24"/>
+          <w:szCs w:val="24"/>
+          <w:u w:val="single"/>
+          <w:rtl/>
+        </w:rPr>
+        <w:t xml:space="preserve">נספח ג: נדיב (2023), עמודי הפתיחה והתקציר</w:t>
+      </w:r>
+    </w:p>
+    <w:p>
+      <w:pPr>
         <w:spacing w:after="60"/>
         <w:jc w:val="center"/>
       </w:pPr>
@@ -1280,6 +1280,52 @@
                   </pic:nvPicPr>
                   <pic:blipFill>
                     <a:blip r:embed="rId20" cstate="none"/>
+                    <a:srcRect/>
+                    <a:stretch>
+                      <a:fillRect/>
+                    </a:stretch>
+                  </pic:blipFill>
+                  <pic:spPr bwMode="auto">
+                    <a:xfrm>
+                      <a:off x="0" y="0"/>
+                      <a:ext cx="4810125" cy="6800850"/>
+                    </a:xfrm>
+                    <a:prstGeom prst="rect">
+                      <a:avLst/>
+                    </a:prstGeom>
+                  </pic:spPr>
+                </pic:pic>
+              </a:graphicData>
+            </a:graphic>
+          </wp:inline>
+        </w:drawing>
+      </w:r>
+    </w:p>
+    <w:p>
+      <w:pPr>
+        <w:spacing w:after="60"/>
+        <w:jc w:val="center"/>
+      </w:pPr>
+      <w:r>
+        <w:drawing>
+          <wp:inline distT="0" distB="0" distL="0" distR="0">
+            <wp:extent cx="4810125" cy="6800850"/>
+            <wp:effectExtent t="0" r="0" b="0" l="0"/>
+            <wp:docPr id="1" name="" descr="" title=""/>
+            <wp:cNvGraphicFramePr>
+              <a:graphicFrameLocks xmlns:a="http://schemas.openxmlformats.org/drawingml/2006/main" noChangeAspect="1"/>
+            </wp:cNvGraphicFramePr>
+            <a:graphic xmlns:a="http://schemas.openxmlformats.org/drawingml/2006/main">
+              <a:graphicData uri="http://schemas.openxmlformats.org/drawingml/2006/picture">
+                <pic:pic xmlns:pic="http://schemas.openxmlformats.org/drawingml/2006/picture">
+                  <pic:nvPicPr>
+                    <pic:cNvPr id="0" name="" descr=""/>
+                    <pic:cNvPicPr>
+                      <a:picLocks noChangeAspect="1" noChangeArrowheads="1"/>
+                    </pic:cNvPicPr>
+                  </pic:nvPicPr>
+                  <pic:blipFill>
+                    <a:blip r:embed="rId21" cstate="none"/>
                     <a:srcRect/>
                     <a:stretch>
                       <a:fillRect/>
